--- a/Gobbo_et_al_READ_ME.docx
+++ b/Gobbo_et_al_READ_ME.docx
@@ -1,24 +1,17 @@
 
 <file path=word/document.xml><?xml version="1.0" encoding="utf-8"?>
-<w:document xmlns:wpc="http://schemas.microsoft.com/office/word/2010/wordprocessingCanvas" xmlns:cx="http://schemas.microsoft.com/office/drawing/2014/chartex" xmlns:cx1="http://schemas.microsoft.com/office/drawing/2015/9/8/chartex" xmlns:cx2="http://schemas.microsoft.com/office/drawing/2015/10/21/chartex" xmlns:cx3="http://schemas.microsoft.com/office/drawing/2016/5/9/chartex" xmlns:cx4="http://schemas.microsoft.com/office/drawing/2016/5/10/chartex" xmlns:cx5="http://schemas.microsoft.com/office/drawing/2016/5/11/chartex" xmlns:cx6="http://schemas.microsoft.com/office/drawing/2016/5/12/chartex" xmlns:cx7="http://schemas.microsoft.com/office/drawing/2016/5/13/chartex" xmlns:cx8="http://schemas.microsoft.com/office/drawing/2016/5/14/chartex" xmlns:mc="http://schemas.openxmlformats.org/markup-compatibility/2006" xmlns:aink="http://schemas.microsoft.com/office/drawing/2016/ink" xmlns:am3d="http://schemas.microsoft.com/office/drawing/2017/model3d" xmlns:o="urn:schemas-microsoft-com:office:office" xmlns:oel="http://schemas.microsoft.com/office/2019/extlst" xmlns:r="http://schemas.openxmlformats.org/officeDocument/2006/relationships" xmlns:m="http://schemas.openxmlformats.org/officeDocument/2006/math" xmlns:v="urn:schemas-microsoft-com:vml" xmlns:wp14="http://schemas.microsoft.com/office/word/2010/wordprocessingDrawing" xmlns:wp="http://schemas.openxmlformats.org/drawingml/2006/wordprocessingDrawing" xmlns:w10="urn:schemas-microsoft-com:office:word" xmlns:w="http://schemas.openxmlformats.org/wordprocessingml/2006/main" xmlns:w14="http://schemas.microsoft.com/office/word/2010/wordml" xmlns:w15="http://schemas.microsoft.com/office/word/2012/wordml" xmlns:w16cex="http://schemas.microsoft.com/office/word/2018/wordml/cex" xmlns:w16cid="http://schemas.microsoft.com/office/word/2016/wordml/cid" xmlns:w16="http://schemas.microsoft.com/office/word/2018/wordml" xmlns:w16du="http://schemas.microsoft.com/office/word/2023/wordml/word16du" xmlns:w16sdtdh="http://schemas.microsoft.com/office/word/2020/wordml/sdtdatahash" xmlns:w16sdtfl="http://schemas.microsoft.com/office/word/2024/wordml/sdtformatlock" xmlns:w16se="http://schemas.microsoft.com/office/word/2015/wordml/symex" xmlns:wpg="http://schemas.microsoft.com/office/word/2010/wordprocessingGroup" xmlns:wpi="http://schemas.microsoft.com/office/word/2010/wordprocessingInk" xmlns:wne="http://schemas.microsoft.com/office/word/2006/wordml" xmlns:wps="http://schemas.microsoft.com/office/word/2010/wordprocessingShape" mc:Ignorable="w14 w15 w16se w16cid w16 w16cex w16sdtdh w16sdtfl w16du wp14">
+<w:document xmlns:wpc="http://schemas.microsoft.com/office/word/2010/wordprocessingCanvas" xmlns:cx="http://schemas.microsoft.com/office/drawing/2014/chartex" xmlns:cx1="http://schemas.microsoft.com/office/drawing/2015/9/8/chartex" xmlns:cx2="http://schemas.microsoft.com/office/drawing/2015/10/21/chartex" xmlns:cx3="http://schemas.microsoft.com/office/drawing/2016/5/9/chartex" xmlns:cx4="http://schemas.microsoft.com/office/drawing/2016/5/10/chartex" xmlns:cx5="http://schemas.microsoft.com/office/drawing/2016/5/11/chartex" xmlns:cx6="http://schemas.microsoft.com/office/drawing/2016/5/12/chartex" xmlns:cx7="http://schemas.microsoft.com/office/drawing/2016/5/13/chartex" xmlns:cx8="http://schemas.microsoft.com/office/drawing/2016/5/14/chartex" xmlns:mc="http://schemas.openxmlformats.org/markup-compatibility/2006" xmlns:aink="http://schemas.microsoft.com/office/drawing/2016/ink" xmlns:am3d="http://schemas.microsoft.com/office/drawing/2017/model3d" xmlns:o="urn:schemas-microsoft-com:office:office" xmlns:r="http://schemas.openxmlformats.org/officeDocument/2006/relationships" xmlns:m="http://schemas.openxmlformats.org/officeDocument/2006/math" xmlns:v="urn:schemas-microsoft-com:vml" xmlns:wp14="http://schemas.microsoft.com/office/word/2010/wordprocessingDrawing" xmlns:wp="http://schemas.openxmlformats.org/drawingml/2006/wordprocessingDrawing" xmlns:w10="urn:schemas-microsoft-com:office:word" xmlns:w="http://schemas.openxmlformats.org/wordprocessingml/2006/main" xmlns:w14="http://schemas.microsoft.com/office/word/2010/wordml" xmlns:w15="http://schemas.microsoft.com/office/word/2012/wordml" xmlns:w16cex="http://schemas.microsoft.com/office/word/2018/wordml/cex" xmlns:w16cid="http://schemas.microsoft.com/office/word/2016/wordml/cid" xmlns:w16="http://schemas.microsoft.com/office/word/2018/wordml" xmlns:w16sdtdh="http://schemas.microsoft.com/office/word/2020/wordml/sdtdatahash" xmlns:w16se="http://schemas.microsoft.com/office/word/2015/wordml/symex" xmlns:wpg="http://schemas.microsoft.com/office/word/2010/wordprocessingGroup" xmlns:wpi="http://schemas.microsoft.com/office/word/2010/wordprocessingInk" xmlns:wne="http://schemas.microsoft.com/office/word/2006/wordml" xmlns:wps="http://schemas.microsoft.com/office/word/2010/wordprocessingShape" mc:Ignorable="w14 w15 w16se w16cid w16 w16cex w16sdtdh wp14">
   <w:body>
     <w:p>
       <w:pPr>
-        <w:rPr>
-          <w:rFonts w:ascii="Arial" w:hAnsi="Arial" w:cs="Arial"/>
-          <w:b/>
-          <w:bCs/>
-          <w:sz w:val="28"/>
-          <w:szCs w:val="28"/>
-        </w:rPr>
-      </w:pPr>
-      <w:r>
-        <w:rPr>
-          <w:rFonts w:ascii="Arial" w:hAnsi="Arial" w:cs="Arial"/>
-          <w:b/>
-          <w:bCs/>
-          <w:sz w:val="28"/>
-          <w:szCs w:val="28"/>
+        <w:pStyle w:val="Heading1"/>
+        <w:rPr>
+          <w:rFonts w:ascii="Arial Nova" w:hAnsi="Arial Nova"/>
+        </w:rPr>
+      </w:pPr>
+      <w:r>
+        <w:rPr>
+          <w:rFonts w:ascii="Arial Nova" w:hAnsi="Arial Nova"/>
         </w:rPr>
         <w:t>Data Synchronisation</w:t>
       </w:r>
@@ -26,39 +19,25 @@
     <w:p>
       <w:pPr>
         <w:rPr>
-          <w:rFonts w:ascii="Arial" w:hAnsi="Arial" w:cs="Arial"/>
-        </w:rPr>
-      </w:pPr>
-      <w:r>
-        <w:rPr>
-          <w:rFonts w:ascii="Arial" w:hAnsi="Arial" w:cs="Arial"/>
-        </w:rPr>
-        <w:t xml:space="preserve">The synchronisation is done by means of a TTL impulse timestamping the GPIO channel and a light bulb in the video camera field. Two separate TTLs channels were employed for safety reasons. The video recording and the </w:t>
-      </w:r>
-      <w:proofErr w:type="spellStart"/>
-      <w:r>
-        <w:rPr>
-          <w:rFonts w:ascii="Arial" w:hAnsi="Arial" w:cs="Arial"/>
-        </w:rPr>
-        <w:t>miniscope</w:t>
-      </w:r>
-      <w:proofErr w:type="spellEnd"/>
-      <w:r>
-        <w:rPr>
-          <w:rFonts w:ascii="Arial" w:hAnsi="Arial" w:cs="Arial"/>
-        </w:rPr>
-        <w:t xml:space="preserve"> recording start independently and are synchronised with the synchronous TTL timestamp on the GPIO channel/LED switch in the video frame.</w:t>
-      </w:r>
-    </w:p>
-    <w:p>
-      <w:pPr>
-        <w:rPr>
-          <w:rFonts w:ascii="Arial" w:hAnsi="Arial" w:cs="Arial"/>
-        </w:rPr>
-      </w:pPr>
-      <w:r>
-        <w:rPr>
-          <w:rFonts w:ascii="Arial" w:hAnsi="Arial" w:cs="Arial"/>
+          <w:rFonts w:ascii="Arial Nova" w:hAnsi="Arial Nova" w:cs="Arial"/>
+        </w:rPr>
+      </w:pPr>
+      <w:r>
+        <w:rPr>
+          <w:rFonts w:ascii="Arial Nova" w:hAnsi="Arial Nova" w:cs="Arial"/>
+        </w:rPr>
+        <w:t>The synchronisation is done by means of a TTL impulse timestamping the GPIO channel and a light bulb in the video camera field. Two separate TTLs channels were employed for safety reasons. The video recording and the miniscope recording start independently and are synchronised with the synchronous TTL timestamp on the GPIO channel/LED switch in the video frame.</w:t>
+      </w:r>
+    </w:p>
+    <w:p>
+      <w:pPr>
+        <w:rPr>
+          <w:rFonts w:ascii="Arial Nova" w:hAnsi="Arial Nova" w:cs="Arial"/>
+        </w:rPr>
+      </w:pPr>
+      <w:r>
+        <w:rPr>
+          <w:rFonts w:ascii="Arial Nova" w:hAnsi="Arial Nova" w:cs="Arial"/>
           <w:noProof/>
         </w:rPr>
         <w:drawing>
@@ -101,18 +80,18 @@
     <w:p>
       <w:pPr>
         <w:rPr>
-          <w:rFonts w:ascii="Arial" w:hAnsi="Arial" w:cs="Arial"/>
-        </w:rPr>
-      </w:pPr>
-      <w:r>
-        <w:rPr>
-          <w:rFonts w:ascii="Arial" w:hAnsi="Arial" w:cs="Arial"/>
+          <w:rFonts w:ascii="Arial Nova" w:hAnsi="Arial Nova" w:cs="Arial"/>
+        </w:rPr>
+      </w:pPr>
+      <w:r>
+        <w:rPr>
+          <w:rFonts w:ascii="Arial Nova" w:hAnsi="Arial Nova" w:cs="Arial"/>
         </w:rPr>
         <w:t>The resulting data is saved as follows:</w:t>
       </w:r>
       <w:r>
         <w:rPr>
-          <w:rFonts w:ascii="Arial" w:hAnsi="Arial" w:cs="Arial"/>
+          <w:rFonts w:ascii="Arial Nova" w:hAnsi="Arial Nova" w:cs="Arial"/>
         </w:rPr>
         <w:t xml:space="preserve"> </w:t>
       </w:r>
@@ -120,12 +99,12 @@
     <w:p>
       <w:pPr>
         <w:rPr>
-          <w:rFonts w:ascii="Arial" w:hAnsi="Arial" w:cs="Arial"/>
-        </w:rPr>
-      </w:pPr>
-      <w:r>
-        <w:rPr>
-          <w:rFonts w:ascii="Arial" w:hAnsi="Arial" w:cs="Arial"/>
+          <w:rFonts w:ascii="Arial Nova" w:hAnsi="Arial Nova" w:cs="Arial"/>
+        </w:rPr>
+      </w:pPr>
+      <w:r>
+        <w:rPr>
+          <w:rFonts w:ascii="Arial Nova" w:hAnsi="Arial Nova" w:cs="Arial"/>
           <w:noProof/>
         </w:rPr>
         <w:drawing>
@@ -168,12 +147,12 @@
     <w:p>
       <w:pPr>
         <w:rPr>
-          <w:rFonts w:ascii="Arial" w:hAnsi="Arial" w:cs="Arial"/>
-        </w:rPr>
-      </w:pPr>
-      <w:r>
-        <w:rPr>
-          <w:rFonts w:ascii="Arial" w:hAnsi="Arial" w:cs="Arial"/>
+          <w:rFonts w:ascii="Arial Nova" w:hAnsi="Arial Nova" w:cs="Arial"/>
+        </w:rPr>
+      </w:pPr>
+      <w:r>
+        <w:rPr>
+          <w:rFonts w:ascii="Arial Nova" w:hAnsi="Arial Nova" w:cs="Arial"/>
         </w:rPr>
         <w:t>Trial: trial number</w:t>
       </w:r>
@@ -181,12 +160,12 @@
     <w:p>
       <w:pPr>
         <w:rPr>
-          <w:rFonts w:ascii="Arial" w:hAnsi="Arial" w:cs="Arial"/>
-        </w:rPr>
-      </w:pPr>
-      <w:r>
-        <w:rPr>
-          <w:rFonts w:ascii="Arial" w:hAnsi="Arial" w:cs="Arial"/>
+          <w:rFonts w:ascii="Arial Nova" w:hAnsi="Arial Nova" w:cs="Arial"/>
+        </w:rPr>
+      </w:pPr>
+      <w:r>
+        <w:rPr>
+          <w:rFonts w:ascii="Arial Nova" w:hAnsi="Arial Nova" w:cs="Arial"/>
         </w:rPr>
         <w:t>Vid Trial: trial number in video (each video recording contains 2 trials)</w:t>
       </w:r>
@@ -194,12 +173,12 @@
     <w:p>
       <w:pPr>
         <w:rPr>
-          <w:rFonts w:ascii="Arial" w:hAnsi="Arial" w:cs="Arial"/>
-        </w:rPr>
-      </w:pPr>
-      <w:r>
-        <w:rPr>
-          <w:rFonts w:ascii="Arial" w:hAnsi="Arial" w:cs="Arial"/>
+          <w:rFonts w:ascii="Arial Nova" w:hAnsi="Arial Nova" w:cs="Arial"/>
+        </w:rPr>
+      </w:pPr>
+      <w:r>
+        <w:rPr>
+          <w:rFonts w:ascii="Arial Nova" w:hAnsi="Arial Nova" w:cs="Arial"/>
         </w:rPr>
         <w:t>Trial start: Start of the trial (animal moving out of startbox) as time in video</w:t>
       </w:r>
@@ -207,12 +186,12 @@
     <w:p>
       <w:pPr>
         <w:rPr>
-          <w:rFonts w:ascii="Arial" w:hAnsi="Arial" w:cs="Arial"/>
-        </w:rPr>
-      </w:pPr>
-      <w:r>
-        <w:rPr>
-          <w:rFonts w:ascii="Arial" w:hAnsi="Arial" w:cs="Arial"/>
+          <w:rFonts w:ascii="Arial Nova" w:hAnsi="Arial Nova" w:cs="Arial"/>
+        </w:rPr>
+      </w:pPr>
+      <w:r>
+        <w:rPr>
+          <w:rFonts w:ascii="Arial Nova" w:hAnsi="Arial Nova" w:cs="Arial"/>
         </w:rPr>
         <w:t>Time SW: Time where animal reached the sandwell</w:t>
       </w:r>
@@ -220,39 +199,25 @@
     <w:p>
       <w:pPr>
         <w:rPr>
-          <w:rFonts w:ascii="Arial" w:hAnsi="Arial" w:cs="Arial"/>
-        </w:rPr>
-      </w:pPr>
-      <w:r>
-        <w:rPr>
-          <w:rFonts w:ascii="Arial" w:hAnsi="Arial" w:cs="Arial"/>
-        </w:rPr>
-        <w:t xml:space="preserve">Trial End: Return to </w:t>
-      </w:r>
-      <w:proofErr w:type="spellStart"/>
-      <w:r>
-        <w:rPr>
-          <w:rFonts w:ascii="Arial" w:hAnsi="Arial" w:cs="Arial"/>
-        </w:rPr>
-        <w:t>Starbox</w:t>
-      </w:r>
-      <w:proofErr w:type="spellEnd"/>
-      <w:r>
-        <w:rPr>
-          <w:rFonts w:ascii="Arial" w:hAnsi="Arial" w:cs="Arial"/>
-        </w:rPr>
-        <w:t xml:space="preserve"> (video timestamp)</w:t>
-      </w:r>
-    </w:p>
-    <w:p>
-      <w:pPr>
-        <w:rPr>
-          <w:rFonts w:ascii="Arial" w:hAnsi="Arial" w:cs="Arial"/>
-        </w:rPr>
-      </w:pPr>
-      <w:r>
-        <w:rPr>
-          <w:rFonts w:ascii="Arial" w:hAnsi="Arial" w:cs="Arial"/>
+          <w:rFonts w:ascii="Arial Nova" w:hAnsi="Arial Nova" w:cs="Arial"/>
+        </w:rPr>
+      </w:pPr>
+      <w:r>
+        <w:rPr>
+          <w:rFonts w:ascii="Arial Nova" w:hAnsi="Arial Nova" w:cs="Arial"/>
+        </w:rPr>
+        <w:t>Trial End: Return to Starbox (video timestamp)</w:t>
+      </w:r>
+    </w:p>
+    <w:p>
+      <w:pPr>
+        <w:rPr>
+          <w:rFonts w:ascii="Arial Nova" w:hAnsi="Arial Nova" w:cs="Arial"/>
+        </w:rPr>
+      </w:pPr>
+      <w:r>
+        <w:rPr>
+          <w:rFonts w:ascii="Arial Nova" w:hAnsi="Arial Nova" w:cs="Arial"/>
         </w:rPr>
         <w:t xml:space="preserve">Vid LED time: Time where LED light connected to TTL1 is switched on. </w:t>
       </w:r>
@@ -260,12 +225,12 @@
     <w:p>
       <w:pPr>
         <w:rPr>
-          <w:rFonts w:ascii="Arial" w:hAnsi="Arial" w:cs="Arial"/>
-        </w:rPr>
-      </w:pPr>
-      <w:r>
-        <w:rPr>
-          <w:rFonts w:ascii="Arial" w:hAnsi="Arial" w:cs="Arial"/>
+          <w:rFonts w:ascii="Arial Nova" w:hAnsi="Arial Nova" w:cs="Arial"/>
+        </w:rPr>
+      </w:pPr>
+      <w:r>
+        <w:rPr>
+          <w:rFonts w:ascii="Arial Nova" w:hAnsi="Arial Nova" w:cs="Arial"/>
         </w:rPr>
         <w:t>GPIO time: Time when the TTL impulse is timestamped on the GPIO channel</w:t>
       </w:r>
@@ -273,12 +238,12 @@
     <w:p>
       <w:pPr>
         <w:rPr>
-          <w:rFonts w:ascii="Arial" w:hAnsi="Arial" w:cs="Arial"/>
-        </w:rPr>
-      </w:pPr>
-      <w:r>
-        <w:rPr>
-          <w:rFonts w:ascii="Arial" w:hAnsi="Arial" w:cs="Arial"/>
+          <w:rFonts w:ascii="Arial Nova" w:hAnsi="Arial Nova" w:cs="Arial"/>
+        </w:rPr>
+      </w:pPr>
+      <w:r>
+        <w:rPr>
+          <w:rFonts w:ascii="Arial Nova" w:hAnsi="Arial Nova" w:cs="Arial"/>
         </w:rPr>
         <w:t xml:space="preserve">Correction: GPIO/LED correction: the animal positions detected in video will be time shifted and aligned with calcium recording </w:t>
       </w:r>
@@ -286,24 +251,24 @@
     <w:p>
       <w:pPr>
         <w:rPr>
-          <w:rFonts w:ascii="Arial" w:hAnsi="Arial" w:cs="Arial"/>
-        </w:rPr>
-      </w:pPr>
-      <w:r>
-        <w:rPr>
-          <w:rFonts w:ascii="Arial" w:hAnsi="Arial" w:cs="Arial"/>
+          <w:rFonts w:ascii="Arial Nova" w:hAnsi="Arial Nova" w:cs="Arial"/>
+        </w:rPr>
+      </w:pPr>
+      <w:r>
+        <w:rPr>
+          <w:rFonts w:ascii="Arial Nova" w:hAnsi="Arial Nova" w:cs="Arial"/>
         </w:rPr>
         <w:t>Trial start corrected, Time SW corrected, Trial End corrected: same as above but aligne</w:t>
       </w:r>
       <w:r>
         <w:rPr>
-          <w:rFonts w:ascii="Arial" w:hAnsi="Arial" w:cs="Arial"/>
+          <w:rFonts w:ascii="Arial Nova" w:hAnsi="Arial Nova" w:cs="Arial"/>
         </w:rPr>
         <w:t>d</w:t>
       </w:r>
       <w:r>
         <w:rPr>
-          <w:rFonts w:ascii="Arial" w:hAnsi="Arial" w:cs="Arial"/>
+          <w:rFonts w:ascii="Arial Nova" w:hAnsi="Arial Nova" w:cs="Arial"/>
         </w:rPr>
         <w:t xml:space="preserve"> to calcium recording timeline</w:t>
       </w:r>
@@ -311,27 +276,445 @@
     <w:p>
       <w:pPr>
         <w:rPr>
-          <w:rFonts w:ascii="Arial" w:hAnsi="Arial" w:cs="Arial"/>
-        </w:rPr>
-      </w:pPr>
-    </w:p>
-    <w:p>
-      <w:pPr>
-        <w:rPr>
-          <w:rFonts w:ascii="Arial" w:hAnsi="Arial" w:cs="Arial"/>
-          <w:b/>
-          <w:bCs/>
-          <w:sz w:val="28"/>
-          <w:szCs w:val="28"/>
-        </w:rPr>
-      </w:pPr>
-      <w:r>
-        <w:rPr>
-          <w:rFonts w:ascii="Arial" w:hAnsi="Arial" w:cs="Arial"/>
-          <w:b/>
-          <w:bCs/>
-          <w:sz w:val="28"/>
-          <w:szCs w:val="28"/>
+          <w:rFonts w:ascii="Arial Nova" w:hAnsi="Arial Nova" w:cs="Arial"/>
+        </w:rPr>
+      </w:pPr>
+    </w:p>
+    <w:p>
+      <w:pPr>
+        <w:pStyle w:val="Heading1"/>
+        <w:rPr>
+          <w:rFonts w:ascii="Arial Nova" w:hAnsi="Arial Nova"/>
+        </w:rPr>
+      </w:pPr>
+      <w:r>
+        <w:rPr>
+          <w:rFonts w:ascii="Arial Nova" w:hAnsi="Arial Nova"/>
+        </w:rPr>
+        <w:t>Overview</w:t>
+      </w:r>
+    </w:p>
+    <w:p>
+      <w:pPr>
+        <w:rPr>
+          <w:rFonts w:ascii="Arial Nova" w:hAnsi="Arial Nova" w:cs="Arial"/>
+        </w:rPr>
+      </w:pPr>
+      <w:r>
+        <w:rPr>
+          <w:rFonts w:ascii="Arial Nova" w:hAnsi="Arial Nova" w:cs="Arial"/>
+        </w:rPr>
+        <w:t xml:space="preserve">The </w:t>
+      </w:r>
+      <w:r>
+        <w:rPr>
+          <w:rFonts w:ascii="Arial Nova" w:hAnsi="Arial Nova" w:cs="Arial"/>
+        </w:rPr>
+        <w:t xml:space="preserve">following </w:t>
+      </w:r>
+      <w:r>
+        <w:rPr>
+          <w:rFonts w:ascii="Arial Nova" w:hAnsi="Arial Nova" w:cs="Arial"/>
+        </w:rPr>
+        <w:t>code is provided as Jupyter notebooks in Python.</w:t>
+      </w:r>
+    </w:p>
+    <w:p>
+      <w:pPr>
+        <w:rPr>
+          <w:rFonts w:ascii="Arial Nova" w:hAnsi="Arial Nova" w:cs="Arial"/>
+        </w:rPr>
+      </w:pPr>
+      <w:r>
+        <w:rPr>
+          <w:rFonts w:ascii="Arial Nova" w:hAnsi="Arial Nova" w:cs="Arial"/>
+        </w:rPr>
+        <w:lastRenderedPageBreak/>
+        <w:t xml:space="preserve">The code can be run </w:t>
+      </w:r>
+      <w:r>
+        <w:rPr>
+          <w:rFonts w:ascii="Arial Nova" w:hAnsi="Arial Nova" w:cs="Arial"/>
+        </w:rPr>
+        <w:t xml:space="preserve">via </w:t>
+      </w:r>
+      <w:r>
+        <w:rPr>
+          <w:rFonts w:ascii="Arial Nova" w:hAnsi="Arial Nova" w:cs="Arial"/>
+        </w:rPr>
+        <w:t>Anaconda Navigator (https://www.anaconda.com/products/navigator)</w:t>
+      </w:r>
+    </w:p>
+    <w:p>
+      <w:pPr>
+        <w:pStyle w:val="Heading1"/>
+        <w:rPr>
+          <w:rFonts w:ascii="Arial Nova" w:hAnsi="Arial Nova"/>
+        </w:rPr>
+      </w:pPr>
+      <w:r>
+        <w:rPr>
+          <w:rFonts w:ascii="Arial Nova" w:hAnsi="Arial Nova"/>
+        </w:rPr>
+        <w:t>Dependencies</w:t>
+      </w:r>
+    </w:p>
+    <w:p>
+      <w:pPr>
+        <w:spacing w:after="0"/>
+        <w:rPr>
+          <w:rFonts w:ascii="Arial Nova" w:hAnsi="Arial Nova" w:cs="Arial"/>
+        </w:rPr>
+      </w:pPr>
+      <w:r>
+        <w:rPr>
+          <w:rFonts w:ascii="Arial Nova" w:hAnsi="Arial Nova" w:cs="Arial"/>
+        </w:rPr>
+        <w:t>Numpy</w:t>
+      </w:r>
+      <w:r>
+        <w:rPr>
+          <w:rFonts w:ascii="Arial Nova" w:hAnsi="Arial Nova" w:cs="Arial"/>
+        </w:rPr>
+        <w:t xml:space="preserve"> 1.26.4</w:t>
+      </w:r>
+    </w:p>
+    <w:p>
+      <w:pPr>
+        <w:spacing w:after="0"/>
+        <w:rPr>
+          <w:rFonts w:ascii="Arial Nova" w:hAnsi="Arial Nova" w:cs="Arial"/>
+        </w:rPr>
+      </w:pPr>
+      <w:r>
+        <w:rPr>
+          <w:rFonts w:ascii="Arial Nova" w:hAnsi="Arial Nova" w:cs="Arial"/>
+        </w:rPr>
+        <w:t>Matplotlib</w:t>
+      </w:r>
+      <w:r>
+        <w:rPr>
+          <w:rFonts w:ascii="Arial Nova" w:hAnsi="Arial Nova" w:cs="Arial"/>
+        </w:rPr>
+        <w:t xml:space="preserve"> 3.10.3</w:t>
+      </w:r>
+    </w:p>
+    <w:p>
+      <w:pPr>
+        <w:spacing w:after="0"/>
+        <w:rPr>
+          <w:rFonts w:ascii="Arial Nova" w:hAnsi="Arial Nova" w:cs="Arial"/>
+        </w:rPr>
+      </w:pPr>
+      <w:r>
+        <w:rPr>
+          <w:rFonts w:ascii="Arial Nova" w:hAnsi="Arial Nova" w:cs="Arial"/>
+        </w:rPr>
+        <w:t>Pandas</w:t>
+      </w:r>
+      <w:r>
+        <w:rPr>
+          <w:rFonts w:ascii="Arial Nova" w:hAnsi="Arial Nova" w:cs="Arial"/>
+        </w:rPr>
+        <w:t xml:space="preserve"> 2.2.2</w:t>
+      </w:r>
+    </w:p>
+    <w:p>
+      <w:pPr>
+        <w:spacing w:after="0"/>
+        <w:rPr>
+          <w:rFonts w:ascii="Arial Nova" w:hAnsi="Arial Nova" w:cs="Arial"/>
+        </w:rPr>
+      </w:pPr>
+      <w:r>
+        <w:rPr>
+          <w:rFonts w:ascii="Arial Nova" w:hAnsi="Arial Nova" w:cs="Arial"/>
+        </w:rPr>
+        <w:t>Opencv (cv2)</w:t>
+      </w:r>
+    </w:p>
+    <w:p>
+      <w:pPr>
+        <w:spacing w:after="0"/>
+        <w:rPr>
+          <w:rFonts w:ascii="Arial Nova" w:hAnsi="Arial Nova" w:cs="Arial"/>
+        </w:rPr>
+      </w:pPr>
+      <w:r>
+        <w:rPr>
+          <w:rFonts w:ascii="Arial Nova" w:hAnsi="Arial Nova" w:cs="Arial"/>
+        </w:rPr>
+        <w:t>Seaborn 0.13.2</w:t>
+      </w:r>
+    </w:p>
+    <w:p>
+      <w:pPr>
+        <w:spacing w:after="0"/>
+        <w:rPr>
+          <w:rFonts w:ascii="Arial Nova" w:hAnsi="Arial Nova" w:cs="Arial"/>
+        </w:rPr>
+      </w:pPr>
+      <w:r>
+        <w:rPr>
+          <w:rFonts w:ascii="Arial Nova" w:hAnsi="Arial Nova" w:cs="Arial"/>
+        </w:rPr>
+        <w:t>Scipy</w:t>
+      </w:r>
+      <w:r>
+        <w:rPr>
+          <w:rFonts w:ascii="Arial Nova" w:hAnsi="Arial Nova" w:cs="Arial"/>
+        </w:rPr>
+        <w:t xml:space="preserve"> 1.13.1</w:t>
+      </w:r>
+    </w:p>
+    <w:p>
+      <w:pPr>
+        <w:spacing w:after="0"/>
+        <w:rPr>
+          <w:rFonts w:ascii="Arial Nova" w:hAnsi="Arial Nova" w:cs="Arial"/>
+        </w:rPr>
+      </w:pPr>
+      <w:r>
+        <w:rPr>
+          <w:rFonts w:ascii="Arial Nova" w:hAnsi="Arial Nova" w:cs="Arial"/>
+        </w:rPr>
+        <w:t>Sklearn</w:t>
+      </w:r>
+      <w:r>
+        <w:rPr>
+          <w:rFonts w:ascii="Arial Nova" w:hAnsi="Arial Nova" w:cs="Arial"/>
+        </w:rPr>
+        <w:t xml:space="preserve"> 1.5.1</w:t>
+      </w:r>
+    </w:p>
+    <w:p>
+      <w:pPr>
+        <w:spacing w:after="0"/>
+        <w:rPr>
+          <w:rFonts w:ascii="Arial Nova" w:hAnsi="Arial Nova" w:cs="Arial"/>
+        </w:rPr>
+      </w:pPr>
+      <w:r>
+        <w:rPr>
+          <w:rFonts w:ascii="Arial Nova" w:hAnsi="Arial Nova" w:cs="Arial"/>
+        </w:rPr>
+        <w:t>Math</w:t>
+      </w:r>
+    </w:p>
+    <w:p>
+      <w:pPr>
+        <w:spacing w:after="0"/>
+        <w:rPr>
+          <w:rFonts w:ascii="Arial Nova" w:hAnsi="Arial Nova" w:cs="Arial"/>
+        </w:rPr>
+      </w:pPr>
+      <w:r>
+        <w:rPr>
+          <w:rFonts w:ascii="Arial Nova" w:hAnsi="Arial Nova" w:cs="Arial"/>
+        </w:rPr>
+        <w:t>Time</w:t>
+      </w:r>
+    </w:p>
+    <w:p>
+      <w:pPr>
+        <w:spacing w:after="0"/>
+        <w:rPr>
+          <w:rFonts w:ascii="Arial Nova" w:hAnsi="Arial Nova" w:cs="Arial"/>
+        </w:rPr>
+      </w:pPr>
+      <w:r>
+        <w:rPr>
+          <w:rFonts w:ascii="Arial Nova" w:hAnsi="Arial Nova" w:cs="Arial"/>
+        </w:rPr>
+        <w:t>Collections</w:t>
+      </w:r>
+    </w:p>
+    <w:p>
+      <w:pPr>
+        <w:spacing w:after="0"/>
+        <w:rPr>
+          <w:rFonts w:ascii="Arial Nova" w:hAnsi="Arial Nova" w:cs="Arial"/>
+        </w:rPr>
+      </w:pPr>
+      <w:r>
+        <w:rPr>
+          <w:rFonts w:ascii="Arial Nova" w:hAnsi="Arial Nova" w:cs="Arial"/>
+        </w:rPr>
+        <w:t>Multiprocessing</w:t>
+      </w:r>
+    </w:p>
+    <w:p>
+      <w:pPr>
+        <w:spacing w:after="0"/>
+        <w:rPr>
+          <w:rFonts w:ascii="Arial Nova" w:hAnsi="Arial Nova" w:cs="Arial"/>
+        </w:rPr>
+      </w:pPr>
+    </w:p>
+    <w:p>
+      <w:pPr>
+        <w:spacing w:after="0"/>
+        <w:rPr>
+          <w:rFonts w:ascii="Arial Nova" w:hAnsi="Arial Nova" w:cs="Arial"/>
+        </w:rPr>
+      </w:pPr>
+      <w:r>
+        <w:rPr>
+          <w:rFonts w:ascii="Arial Nova" w:hAnsi="Arial Nova" w:cs="Arial"/>
+        </w:rPr>
+        <w:t>from place_cells import *</w:t>
+      </w:r>
+    </w:p>
+    <w:p>
+      <w:pPr>
+        <w:spacing w:after="0"/>
+        <w:rPr>
+          <w:rFonts w:ascii="Arial Nova" w:hAnsi="Arial Nova" w:cs="Arial"/>
+        </w:rPr>
+      </w:pPr>
+      <w:r>
+        <w:rPr>
+          <w:rFonts w:ascii="Arial Nova" w:hAnsi="Arial Nova" w:cs="Arial"/>
+        </w:rPr>
+        <w:t>from arena import *</w:t>
+      </w:r>
+    </w:p>
+    <w:p>
+      <w:pPr>
+        <w:spacing w:after="0"/>
+        <w:rPr>
+          <w:rFonts w:ascii="Arial Nova" w:hAnsi="Arial Nova" w:cs="Arial"/>
+        </w:rPr>
+      </w:pPr>
+    </w:p>
+    <w:p>
+      <w:pPr>
+        <w:spacing w:after="0"/>
+        <w:rPr>
+          <w:rFonts w:ascii="Arial Nova" w:hAnsi="Arial Nova" w:cs="Arial"/>
+        </w:rPr>
+      </w:pPr>
+      <w:r>
+        <w:rPr>
+          <w:rFonts w:ascii="Arial Nova" w:hAnsi="Arial Nova" w:cs="Arial"/>
+        </w:rPr>
+        <w:t xml:space="preserve">The Code </w:t>
+      </w:r>
+      <w:r>
+        <w:rPr>
+          <w:rFonts w:ascii="Arial Nova" w:hAnsi="Arial Nova" w:cs="Arial"/>
+        </w:rPr>
+        <w:t>has been tested on a Windows machine. To run on Mac, please change directory format as required.</w:t>
+      </w:r>
+      <w:r>
+        <w:rPr>
+          <w:rFonts w:ascii="Arial Nova" w:hAnsi="Arial Nova" w:cs="Arial"/>
+        </w:rPr>
+        <w:t xml:space="preserve"> The version </w:t>
+      </w:r>
+      <w:r>
+        <w:rPr>
+          <w:rFonts w:ascii="Arial Nova" w:hAnsi="Arial Nova" w:cs="Arial"/>
+        </w:rPr>
+        <w:t>of the libraries shows the version on the machine where the code was tested. For the version used in experiments please refer to manuscript methods.</w:t>
+      </w:r>
+      <w:r>
+        <w:rPr>
+          <w:rFonts w:ascii="Arial Nova" w:hAnsi="Arial Nova" w:cs="Arial"/>
+        </w:rPr>
+        <w:t xml:space="preserve"> Typical install</w:t>
+      </w:r>
+      <w:r>
+        <w:rPr>
+          <w:rFonts w:ascii="Arial Nova" w:hAnsi="Arial Nova" w:cs="Arial"/>
+        </w:rPr>
+        <w:t>ation</w:t>
+      </w:r>
+      <w:r>
+        <w:rPr>
+          <w:rFonts w:ascii="Arial Nova" w:hAnsi="Arial Nova" w:cs="Arial"/>
+        </w:rPr>
+        <w:t xml:space="preserve"> </w:t>
+      </w:r>
+      <w:r>
+        <w:rPr>
+          <w:rFonts w:ascii="Arial Nova" w:hAnsi="Arial Nova" w:cs="Arial"/>
+        </w:rPr>
+        <w:t>time</w:t>
+      </w:r>
+      <w:r>
+        <w:rPr>
+          <w:rFonts w:ascii="Arial Nova" w:hAnsi="Arial Nova" w:cs="Arial"/>
+        </w:rPr>
+        <w:t xml:space="preserve"> for Anaconda varies but is generally &lt;10min. Please save the files in your chosen folder</w:t>
+      </w:r>
+      <w:r>
+        <w:rPr>
+          <w:rFonts w:ascii="Arial Nova" w:hAnsi="Arial Nova" w:cs="Arial"/>
+        </w:rPr>
+        <w:t>, open Anaconda and launch Jupyter notebook. Navigate to your folder and open selected Jupyter notebooks. R</w:t>
+      </w:r>
+      <w:r>
+        <w:rPr>
+          <w:rFonts w:ascii="Arial Nova" w:hAnsi="Arial Nova" w:cs="Arial"/>
+        </w:rPr>
+        <w:t>emember to</w:t>
+      </w:r>
+      <w:r>
+        <w:rPr>
+          <w:rFonts w:ascii="Arial Nova" w:hAnsi="Arial Nova" w:cs="Arial"/>
+        </w:rPr>
+        <w:t xml:space="preserve"> modify the </w:t>
+      </w:r>
+      <w:r>
+        <w:rPr>
+          <w:rFonts w:ascii="Arial Nova" w:hAnsi="Arial Nova" w:cs="Arial"/>
+        </w:rPr>
+        <w:t xml:space="preserve">parental folder </w:t>
+      </w:r>
+      <w:r>
+        <w:rPr>
+          <w:rFonts w:ascii="Arial Nova" w:hAnsi="Arial Nova" w:cs="Arial"/>
+        </w:rPr>
+        <w:t xml:space="preserve">“codeDir” </w:t>
+      </w:r>
+      <w:r>
+        <w:rPr>
+          <w:rFonts w:ascii="Arial Nova" w:hAnsi="Arial Nova" w:cs="Arial"/>
+        </w:rPr>
+        <w:t>when launching Jupyter notebooks</w:t>
+      </w:r>
+      <w:r>
+        <w:rPr>
+          <w:rFonts w:ascii="Arial Nova" w:hAnsi="Arial Nova" w:cs="Arial"/>
+        </w:rPr>
+        <w:t xml:space="preserve"> before running the code</w:t>
+      </w:r>
+      <w:r>
+        <w:rPr>
+          <w:rFonts w:ascii="Arial Nova" w:hAnsi="Arial Nova" w:cs="Arial"/>
+        </w:rPr>
+        <w:t>.</w:t>
+      </w:r>
+    </w:p>
+    <w:p>
+      <w:pPr>
+        <w:spacing w:after="0"/>
+        <w:rPr>
+          <w:rFonts w:ascii="Arial Nova" w:hAnsi="Arial Nova" w:cs="Arial"/>
+        </w:rPr>
+      </w:pPr>
+    </w:p>
+    <w:p>
+      <w:pPr>
+        <w:pStyle w:val="Heading1"/>
+        <w:rPr>
+          <w:rFonts w:ascii="Arial Nova" w:hAnsi="Arial Nova"/>
+        </w:rPr>
+      </w:pPr>
+      <w:r>
+        <w:rPr>
+          <w:rFonts w:ascii="Arial Nova" w:hAnsi="Arial Nova"/>
         </w:rPr>
         <w:t>Example Data</w:t>
       </w:r>
@@ -339,253 +722,230 @@
     <w:p>
       <w:pPr>
         <w:rPr>
-          <w:rFonts w:ascii="Arial" w:hAnsi="Arial" w:cs="Arial"/>
-        </w:rPr>
-      </w:pPr>
-      <w:r>
-        <w:rPr>
-          <w:rFonts w:ascii="Arial" w:hAnsi="Arial" w:cs="Arial"/>
-        </w:rPr>
-        <w:t xml:space="preserve">This folder </w:t>
-      </w:r>
-      <w:proofErr w:type="gramStart"/>
-      <w:r>
-        <w:rPr>
-          <w:rFonts w:ascii="Arial" w:hAnsi="Arial" w:cs="Arial"/>
-        </w:rPr>
-        <w:t>contain</w:t>
-      </w:r>
-      <w:proofErr w:type="gramEnd"/>
-      <w:r>
-        <w:rPr>
-          <w:rFonts w:ascii="Arial" w:hAnsi="Arial" w:cs="Arial"/>
-        </w:rPr>
-        <w:t xml:space="preserve"> example data to run th</w:t>
-      </w:r>
-      <w:r>
-        <w:rPr>
-          <w:rFonts w:ascii="Arial" w:hAnsi="Arial" w:cs="Arial"/>
-        </w:rPr>
-        <w:t xml:space="preserve">e </w:t>
-      </w:r>
-      <w:r>
-        <w:rPr>
-          <w:rFonts w:ascii="Arial" w:hAnsi="Arial" w:cs="Arial"/>
-        </w:rPr>
-        <w:t xml:space="preserve">Jupyter notebook files. Individual files are saved using the same Folder network structure so that </w:t>
-      </w:r>
-      <w:r>
-        <w:rPr>
-          <w:rFonts w:ascii="Arial" w:hAnsi="Arial" w:cs="Arial"/>
-        </w:rPr>
-        <w:t xml:space="preserve">the </w:t>
-      </w:r>
-      <w:proofErr w:type="gramStart"/>
-      <w:r>
-        <w:rPr>
-          <w:rFonts w:ascii="Arial" w:hAnsi="Arial" w:cs="Arial"/>
-        </w:rPr>
-        <w:t>Home</w:t>
-      </w:r>
-      <w:proofErr w:type="gramEnd"/>
-      <w:r>
-        <w:rPr>
-          <w:rFonts w:ascii="Arial" w:hAnsi="Arial" w:cs="Arial"/>
-        </w:rPr>
-        <w:t xml:space="preserve"> directory should be changed to “Example Data”. Animal and Stage, and extra folders, should be modified following code annotation.</w:t>
-      </w:r>
-    </w:p>
-    <w:p>
-      <w:pPr>
-        <w:rPr>
-          <w:rFonts w:ascii="Arial" w:hAnsi="Arial" w:cs="Arial"/>
-        </w:rPr>
-      </w:pPr>
-      <w:r>
-        <w:rPr>
-          <w:rFonts w:ascii="Arial" w:hAnsi="Arial" w:cs="Arial"/>
+          <w:rFonts w:ascii="Arial Nova" w:hAnsi="Arial Nova" w:cs="Arial"/>
+        </w:rPr>
+      </w:pPr>
+      <w:r>
+        <w:rPr>
+          <w:rFonts w:ascii="Arial Nova" w:hAnsi="Arial Nova" w:cs="Arial"/>
+        </w:rPr>
+        <w:t>This folder contains example data to run the Jupyter notebook files. Individual files are saved using the same Folder network structure so that the Home directory should be changed to “Example Data”. Animal and Stage, and extra folders, should be modified following code annotation.</w:t>
+      </w:r>
+      <w:r>
+        <w:rPr>
+          <w:rFonts w:ascii="Arial Nova" w:hAnsi="Arial Nova" w:cs="Arial"/>
+        </w:rPr>
+        <w:t xml:space="preserve"> </w:t>
+      </w:r>
+      <w:r>
+        <w:rPr>
+          <w:rFonts w:ascii="Arial Nova" w:hAnsi="Arial Nova" w:cs="Arial"/>
+        </w:rPr>
+        <w:t>Expected runtime</w:t>
+      </w:r>
+      <w:r>
+        <w:rPr>
+          <w:rFonts w:ascii="Arial Nova" w:hAnsi="Arial Nova" w:cs="Arial"/>
+        </w:rPr>
+        <w:t xml:space="preserve"> based on the linked dataset</w:t>
+      </w:r>
+      <w:r>
+        <w:rPr>
+          <w:rFonts w:ascii="Arial Nova" w:hAnsi="Arial Nova" w:cs="Arial"/>
+        </w:rPr>
+        <w:t xml:space="preserve"> is generally low (&lt;5 min but can be as long as </w:t>
+      </w:r>
+      <w:r>
+        <w:rPr>
+          <w:rFonts w:ascii="Arial Nova" w:hAnsi="Arial Nova" w:cs="Arial"/>
+        </w:rPr>
+        <w:t>15min).</w:t>
+      </w:r>
+      <w:r>
+        <w:rPr>
+          <w:rFonts w:ascii="Arial Nova" w:hAnsi="Arial Nova" w:cs="Arial"/>
+        </w:rPr>
+        <w:t xml:space="preserve"> Example data contains .csv files with neuron activity. Complete files to run all parts of the code such as example videos can be found at Edinburgh DataShare.</w:t>
+      </w:r>
+    </w:p>
+    <w:p>
+      <w:pPr>
+        <w:rPr>
+          <w:rFonts w:ascii="Arial Nova" w:hAnsi="Arial Nova" w:cs="Arial"/>
+          <w:b/>
+          <w:bCs/>
+          <w:sz w:val="28"/>
+          <w:szCs w:val="28"/>
+        </w:rPr>
+      </w:pPr>
+    </w:p>
+    <w:p>
+      <w:pPr>
+        <w:pStyle w:val="Heading1"/>
+        <w:rPr>
+          <w:rFonts w:ascii="Arial Nova" w:hAnsi="Arial Nova"/>
+        </w:rPr>
+      </w:pPr>
+      <w:r>
+        <w:rPr>
+          <w:rFonts w:ascii="Arial Nova" w:hAnsi="Arial Nova"/>
+        </w:rPr>
+        <w:t>Jupyter Notebooks</w:t>
+      </w:r>
+    </w:p>
+    <w:p>
+      <w:pPr>
+        <w:rPr>
+          <w:rFonts w:ascii="Arial Nova" w:hAnsi="Arial Nova"/>
+        </w:rPr>
+      </w:pPr>
+    </w:p>
+    <w:p>
+      <w:pPr>
+        <w:rPr>
+          <w:rFonts w:ascii="Arial Nova" w:hAnsi="Arial Nova" w:cs="Arial"/>
+          <w:b/>
+          <w:bCs/>
+          <w:sz w:val="28"/>
+          <w:szCs w:val="28"/>
+        </w:rPr>
+      </w:pPr>
+      <w:r>
+        <w:rPr>
+          <w:rFonts w:ascii="Arial Nova" w:hAnsi="Arial Nova" w:cs="Arial"/>
+          <w:b/>
+          <w:bCs/>
+          <w:sz w:val="28"/>
+          <w:szCs w:val="28"/>
+        </w:rPr>
+        <w:t>Place Cells.ipynb</w:t>
+      </w:r>
+    </w:p>
+    <w:p>
+      <w:pPr>
+        <w:rPr>
+          <w:rFonts w:ascii="Arial Nova" w:hAnsi="Arial Nova" w:cs="Arial"/>
+        </w:rPr>
+      </w:pPr>
+      <w:r>
+        <w:rPr>
+          <w:rFonts w:ascii="Arial Nova" w:hAnsi="Arial Nova" w:cs="Arial"/>
+        </w:rPr>
+        <w:t>This Jupyter notebook contains the code to calculate place cells map from aligned calcium and extracted video data. Mutual information and maps are calculated here.</w:t>
+      </w:r>
+    </w:p>
+    <w:p>
+      <w:pPr>
+        <w:rPr>
+          <w:rFonts w:ascii="Arial Nova" w:hAnsi="Arial Nova" w:cs="Arial"/>
+        </w:rPr>
+      </w:pPr>
+      <w:r>
+        <w:rPr>
+          <w:rFonts w:ascii="Arial Nova" w:hAnsi="Arial Nova" w:cs="Arial"/>
+        </w:rPr>
+        <w:t>Output: Mutual information, criteria satisfaction, rate and density maps</w:t>
+      </w:r>
+    </w:p>
+    <w:p>
+      <w:pPr>
+        <w:rPr>
+          <w:rFonts w:ascii="Arial Nova" w:hAnsi="Arial Nova" w:cs="Arial"/>
+        </w:rPr>
+      </w:pPr>
+      <w:r>
+        <w:rPr>
+          <w:rFonts w:ascii="Arial Nova" w:hAnsi="Arial Nova" w:cs="Arial"/>
+        </w:rPr>
+        <w:t>Note that one session is provided in the Example data so n_session=1 should be used</w:t>
+      </w:r>
+    </w:p>
+    <w:p>
+      <w:pPr>
+        <w:rPr>
+          <w:rFonts w:ascii="Arial Nova" w:hAnsi="Arial Nova" w:cs="Arial"/>
+        </w:rPr>
+      </w:pPr>
+      <w:r>
+        <w:rPr>
+          <w:rFonts w:ascii="Arial Nova" w:hAnsi="Arial Nova" w:cs="Arial"/>
+          <w:noProof/>
         </w:rPr>
         <w:lastRenderedPageBreak/>
-        <w:t xml:space="preserve">The </w:t>
-      </w:r>
-      <w:r>
-        <w:rPr>
-          <w:rFonts w:ascii="Arial" w:hAnsi="Arial" w:cs="Arial"/>
-        </w:rPr>
-        <w:t xml:space="preserve">following </w:t>
-      </w:r>
-      <w:r>
-        <w:rPr>
-          <w:rFonts w:ascii="Arial" w:hAnsi="Arial" w:cs="Arial"/>
-        </w:rPr>
-        <w:t>code is provided as Jupyter notebooks in Python.</w:t>
-      </w:r>
-    </w:p>
-    <w:p>
-      <w:pPr>
-        <w:rPr>
-          <w:rFonts w:ascii="Arial" w:hAnsi="Arial" w:cs="Arial"/>
-        </w:rPr>
-      </w:pPr>
-      <w:r>
-        <w:rPr>
-          <w:rFonts w:ascii="Arial" w:hAnsi="Arial" w:cs="Arial"/>
-        </w:rPr>
-        <w:t xml:space="preserve">The code can be run </w:t>
-      </w:r>
-      <w:r>
-        <w:rPr>
-          <w:rFonts w:ascii="Arial" w:hAnsi="Arial" w:cs="Arial"/>
-        </w:rPr>
-        <w:t xml:space="preserve">via </w:t>
-      </w:r>
-      <w:r>
-        <w:rPr>
-          <w:rFonts w:ascii="Arial" w:hAnsi="Arial" w:cs="Arial"/>
-        </w:rPr>
-        <w:t xml:space="preserve">Anaconda Navigator </w:t>
-      </w:r>
-      <w:r>
-        <w:rPr>
-          <w:rFonts w:ascii="Arial" w:hAnsi="Arial" w:cs="Arial"/>
-        </w:rPr>
-        <w:t>(</w:t>
-      </w:r>
-      <w:r>
-        <w:rPr>
-          <w:rFonts w:ascii="Arial" w:hAnsi="Arial" w:cs="Arial"/>
-        </w:rPr>
-        <w:t>https://www.anaconda.com/products/navigator)</w:t>
-      </w:r>
-    </w:p>
-    <w:p>
-      <w:pPr>
-        <w:rPr>
-          <w:rFonts w:ascii="Arial" w:hAnsi="Arial" w:cs="Arial"/>
-          <w:b/>
-          <w:bCs/>
-          <w:sz w:val="28"/>
-          <w:szCs w:val="28"/>
-        </w:rPr>
-      </w:pPr>
-    </w:p>
-    <w:p>
-      <w:pPr>
-        <w:rPr>
-          <w:rFonts w:ascii="Arial" w:hAnsi="Arial" w:cs="Arial"/>
-          <w:b/>
-          <w:bCs/>
-          <w:sz w:val="28"/>
-          <w:szCs w:val="28"/>
-        </w:rPr>
-      </w:pPr>
-    </w:p>
-    <w:p>
-      <w:pPr>
-        <w:rPr>
-          <w:rFonts w:ascii="Arial" w:hAnsi="Arial" w:cs="Arial"/>
-          <w:b/>
-          <w:bCs/>
-          <w:sz w:val="28"/>
-          <w:szCs w:val="28"/>
-        </w:rPr>
-      </w:pPr>
-    </w:p>
-    <w:p>
-      <w:pPr>
-        <w:rPr>
-          <w:rFonts w:ascii="Arial" w:hAnsi="Arial" w:cs="Arial"/>
-          <w:b/>
-          <w:bCs/>
-          <w:sz w:val="28"/>
-          <w:szCs w:val="28"/>
-        </w:rPr>
-      </w:pPr>
-      <w:r>
-        <w:rPr>
-          <w:rFonts w:ascii="Arial" w:hAnsi="Arial" w:cs="Arial"/>
-          <w:b/>
-          <w:bCs/>
-          <w:sz w:val="28"/>
-          <w:szCs w:val="28"/>
-        </w:rPr>
-        <w:t xml:space="preserve">Place </w:t>
-      </w:r>
-      <w:proofErr w:type="spellStart"/>
-      <w:r>
-        <w:rPr>
-          <w:rFonts w:ascii="Arial" w:hAnsi="Arial" w:cs="Arial"/>
-          <w:b/>
-          <w:bCs/>
-          <w:sz w:val="28"/>
-          <w:szCs w:val="28"/>
-        </w:rPr>
-        <w:t>Cells.ipynb</w:t>
-      </w:r>
-      <w:proofErr w:type="spellEnd"/>
-    </w:p>
-    <w:p>
-      <w:pPr>
-        <w:rPr>
-          <w:rFonts w:ascii="Arial" w:hAnsi="Arial" w:cs="Arial"/>
-        </w:rPr>
-      </w:pPr>
-      <w:r>
-        <w:rPr>
-          <w:rFonts w:ascii="Arial" w:hAnsi="Arial" w:cs="Arial"/>
-        </w:rPr>
-        <w:t>This Jupyter notebook contains the code to calculate place cells map from aligned calcium and extracted video data. Mutual information and maps are calculated here.</w:t>
-      </w:r>
-    </w:p>
-    <w:p>
-      <w:pPr>
-        <w:rPr>
-          <w:rFonts w:ascii="Arial" w:hAnsi="Arial" w:cs="Arial"/>
-        </w:rPr>
-      </w:pPr>
-    </w:p>
-    <w:p>
-      <w:pPr>
-        <w:rPr>
-          <w:rFonts w:ascii="Arial" w:hAnsi="Arial" w:cs="Arial"/>
-          <w:b/>
-          <w:bCs/>
-          <w:sz w:val="28"/>
-          <w:szCs w:val="28"/>
-        </w:rPr>
-      </w:pPr>
-      <w:r>
-        <w:rPr>
-          <w:rFonts w:ascii="Arial" w:hAnsi="Arial" w:cs="Arial"/>
-          <w:b/>
-          <w:bCs/>
-          <w:sz w:val="28"/>
-          <w:szCs w:val="28"/>
-        </w:rPr>
-        <w:t xml:space="preserve">Place Cells </w:t>
-      </w:r>
-      <w:proofErr w:type="spellStart"/>
-      <w:r>
-        <w:rPr>
-          <w:rFonts w:ascii="Arial" w:hAnsi="Arial" w:cs="Arial"/>
-          <w:b/>
-          <w:bCs/>
-          <w:sz w:val="28"/>
-          <w:szCs w:val="28"/>
-        </w:rPr>
-        <w:t>Remapping.ipynb</w:t>
-      </w:r>
-      <w:proofErr w:type="spellEnd"/>
-    </w:p>
-    <w:p>
-      <w:pPr>
-        <w:rPr>
-          <w:rFonts w:ascii="Arial" w:hAnsi="Arial" w:cs="Arial"/>
-        </w:rPr>
-      </w:pPr>
-      <w:r>
-        <w:rPr>
-          <w:rFonts w:ascii="Arial" w:hAnsi="Arial" w:cs="Arial"/>
+        <w:drawing>
+          <wp:inline distT="0" distB="0" distL="0" distR="0" wp14:anchorId="4352EF69" wp14:editId="2A4114CB">
+            <wp:extent cx="1767027" cy="980615"/>
+            <wp:effectExtent l="0" t="0" r="5080" b="0"/>
+            <wp:docPr id="1720070329" name="Picture 1" descr="A screenshot of a computer game&#10;&#10;AI-generated content may be incorrect."/>
+            <wp:cNvGraphicFramePr>
+              <a:graphicFrameLocks xmlns:a="http://schemas.openxmlformats.org/drawingml/2006/main" noChangeAspect="1"/>
+            </wp:cNvGraphicFramePr>
+            <a:graphic xmlns:a="http://schemas.openxmlformats.org/drawingml/2006/main">
+              <a:graphicData uri="http://schemas.openxmlformats.org/drawingml/2006/picture">
+                <pic:pic xmlns:pic="http://schemas.openxmlformats.org/drawingml/2006/picture">
+                  <pic:nvPicPr>
+                    <pic:cNvPr id="1720070329" name="Picture 1" descr="A screenshot of a computer game&#10;&#10;AI-generated content may be incorrect."/>
+                    <pic:cNvPicPr/>
+                  </pic:nvPicPr>
+                  <pic:blipFill>
+                    <a:blip r:embed="rId6"/>
+                    <a:stretch>
+                      <a:fillRect/>
+                    </a:stretch>
+                  </pic:blipFill>
+                  <pic:spPr>
+                    <a:xfrm>
+                      <a:off x="0" y="0"/>
+                      <a:ext cx="1785343" cy="990779"/>
+                    </a:xfrm>
+                    <a:prstGeom prst="rect">
+                      <a:avLst/>
+                    </a:prstGeom>
+                  </pic:spPr>
+                </pic:pic>
+              </a:graphicData>
+            </a:graphic>
+          </wp:inline>
+        </w:drawing>
+      </w:r>
+    </w:p>
+    <w:p>
+      <w:pPr>
+        <w:rPr>
+          <w:rFonts w:ascii="Arial Nova" w:hAnsi="Arial Nova" w:cs="Arial"/>
+        </w:rPr>
+      </w:pPr>
+    </w:p>
+    <w:p>
+      <w:pPr>
+        <w:rPr>
+          <w:rFonts w:ascii="Arial Nova" w:hAnsi="Arial Nova" w:cs="Arial"/>
+          <w:b/>
+          <w:bCs/>
+          <w:sz w:val="28"/>
+          <w:szCs w:val="28"/>
+        </w:rPr>
+      </w:pPr>
+      <w:r>
+        <w:rPr>
+          <w:rFonts w:ascii="Arial Nova" w:hAnsi="Arial Nova" w:cs="Arial"/>
+          <w:b/>
+          <w:bCs/>
+          <w:sz w:val="28"/>
+          <w:szCs w:val="28"/>
+        </w:rPr>
+        <w:t>Place Cells Remapping.ipynb</w:t>
+      </w:r>
+    </w:p>
+    <w:p>
+      <w:pPr>
+        <w:rPr>
+          <w:rFonts w:ascii="Arial Nova" w:hAnsi="Arial Nova" w:cs="Arial"/>
+        </w:rPr>
+      </w:pPr>
+      <w:r>
+        <w:rPr>
+          <w:rFonts w:ascii="Arial Nova" w:hAnsi="Arial Nova" w:cs="Arial"/>
         </w:rPr>
         <w:t>This Jupyter notebook contains code to calculate Place cells properties such as stability (to evaluate remapping) and direction dependency.</w:t>
       </w:r>
@@ -593,76 +953,40 @@
     <w:p>
       <w:pPr>
         <w:rPr>
-          <w:rFonts w:ascii="Arial" w:hAnsi="Arial" w:cs="Arial"/>
-        </w:rPr>
-      </w:pPr>
-    </w:p>
-    <w:p>
-      <w:pPr>
-        <w:rPr>
-          <w:rFonts w:ascii="Arial" w:hAnsi="Arial" w:cs="Arial"/>
-          <w:b/>
-          <w:bCs/>
-          <w:sz w:val="28"/>
-          <w:szCs w:val="28"/>
-        </w:rPr>
-      </w:pPr>
-      <w:proofErr w:type="spellStart"/>
-      <w:r>
-        <w:rPr>
-          <w:rFonts w:ascii="Arial" w:hAnsi="Arial" w:cs="Arial"/>
-          <w:b/>
-          <w:bCs/>
-          <w:sz w:val="28"/>
-          <w:szCs w:val="28"/>
-        </w:rPr>
-        <w:t>Trial_identification</w:t>
-      </w:r>
-      <w:proofErr w:type="spellEnd"/>
-      <w:r>
-        <w:rPr>
-          <w:rFonts w:ascii="Arial" w:hAnsi="Arial" w:cs="Arial"/>
-          <w:b/>
-          <w:bCs/>
-          <w:sz w:val="28"/>
-          <w:szCs w:val="28"/>
-        </w:rPr>
-        <w:t xml:space="preserve"> </w:t>
-      </w:r>
-      <w:proofErr w:type="spellStart"/>
-      <w:proofErr w:type="gramStart"/>
-      <w:r>
-        <w:rPr>
-          <w:rFonts w:ascii="Arial" w:hAnsi="Arial" w:cs="Arial"/>
-          <w:b/>
-          <w:bCs/>
-          <w:sz w:val="28"/>
-          <w:szCs w:val="28"/>
-        </w:rPr>
-        <w:t>paper</w:t>
-      </w:r>
-      <w:r>
-        <w:rPr>
-          <w:rFonts w:ascii="Arial" w:hAnsi="Arial" w:cs="Arial"/>
-          <w:b/>
-          <w:bCs/>
-          <w:sz w:val="28"/>
-          <w:szCs w:val="28"/>
-        </w:rPr>
-        <w:t>.ipynb</w:t>
-      </w:r>
-      <w:proofErr w:type="spellEnd"/>
-      <w:proofErr w:type="gramEnd"/>
-    </w:p>
-    <w:p>
-      <w:pPr>
-        <w:rPr>
-          <w:rFonts w:ascii="Arial" w:hAnsi="Arial" w:cs="Arial"/>
-        </w:rPr>
-      </w:pPr>
-      <w:r>
-        <w:rPr>
-          <w:rFonts w:ascii="Arial" w:hAnsi="Arial" w:cs="Arial"/>
+          <w:rFonts w:ascii="Arial Nova" w:hAnsi="Arial Nova" w:cs="Arial"/>
+        </w:rPr>
+      </w:pPr>
+    </w:p>
+    <w:p>
+      <w:pPr>
+        <w:rPr>
+          <w:rFonts w:ascii="Arial Nova" w:hAnsi="Arial Nova" w:cs="Arial"/>
+          <w:b/>
+          <w:bCs/>
+          <w:sz w:val="28"/>
+          <w:szCs w:val="28"/>
+        </w:rPr>
+      </w:pPr>
+      <w:r>
+        <w:rPr>
+          <w:rFonts w:ascii="Arial Nova" w:hAnsi="Arial Nova" w:cs="Arial"/>
+          <w:b/>
+          <w:bCs/>
+          <w:sz w:val="28"/>
+          <w:szCs w:val="28"/>
+        </w:rPr>
+        <w:t>Trial_identification_code.ipynb</w:t>
+      </w:r>
+    </w:p>
+    <w:p>
+      <w:pPr>
+        <w:rPr>
+          <w:rFonts w:ascii="Arial Nova" w:hAnsi="Arial Nova" w:cs="Arial"/>
+        </w:rPr>
+      </w:pPr>
+      <w:r>
+        <w:rPr>
+          <w:rFonts w:ascii="Arial Nova" w:hAnsi="Arial Nova" w:cs="Arial"/>
         </w:rPr>
         <w:t xml:space="preserve">This Jupyter notebook contains code for the automatic identification of trial starts from animal coordinates.  </w:t>
       </w:r>
@@ -670,52 +994,40 @@
     <w:p>
       <w:pPr>
         <w:rPr>
-          <w:rFonts w:ascii="Arial" w:hAnsi="Arial" w:cs="Arial"/>
-        </w:rPr>
-      </w:pPr>
-    </w:p>
-    <w:p>
-      <w:pPr>
-        <w:rPr>
-          <w:rFonts w:ascii="Arial" w:hAnsi="Arial" w:cs="Arial"/>
-          <w:b/>
-          <w:bCs/>
-          <w:sz w:val="28"/>
-          <w:szCs w:val="28"/>
-        </w:rPr>
-      </w:pPr>
-      <w:r>
-        <w:rPr>
-          <w:rFonts w:ascii="Arial" w:hAnsi="Arial" w:cs="Arial"/>
-          <w:b/>
-          <w:bCs/>
-          <w:sz w:val="28"/>
-          <w:szCs w:val="28"/>
-        </w:rPr>
-        <w:t xml:space="preserve">Startbox activity </w:t>
-      </w:r>
-      <w:proofErr w:type="spellStart"/>
-      <w:r>
-        <w:rPr>
-          <w:rFonts w:ascii="Arial" w:hAnsi="Arial" w:cs="Arial"/>
-          <w:b/>
-          <w:bCs/>
-          <w:sz w:val="28"/>
-          <w:szCs w:val="28"/>
-        </w:rPr>
-        <w:t>Export.ipynb</w:t>
-      </w:r>
-      <w:proofErr w:type="spellEnd"/>
-    </w:p>
-    <w:p>
-      <w:pPr>
-        <w:rPr>
-          <w:rFonts w:ascii="Arial" w:hAnsi="Arial" w:cs="Arial"/>
-        </w:rPr>
-      </w:pPr>
-      <w:r>
-        <w:rPr>
-          <w:rFonts w:ascii="Arial" w:hAnsi="Arial" w:cs="Arial"/>
+          <w:rFonts w:ascii="Arial Nova" w:hAnsi="Arial Nova" w:cs="Arial"/>
+        </w:rPr>
+      </w:pPr>
+    </w:p>
+    <w:p>
+      <w:pPr>
+        <w:rPr>
+          <w:rFonts w:ascii="Arial Nova" w:hAnsi="Arial Nova" w:cs="Arial"/>
+          <w:b/>
+          <w:bCs/>
+          <w:sz w:val="28"/>
+          <w:szCs w:val="28"/>
+        </w:rPr>
+      </w:pPr>
+      <w:r>
+        <w:rPr>
+          <w:rFonts w:ascii="Arial Nova" w:hAnsi="Arial Nova" w:cs="Arial"/>
+          <w:b/>
+          <w:bCs/>
+          <w:sz w:val="28"/>
+          <w:szCs w:val="28"/>
+        </w:rPr>
+        <w:t>Startbox activity Export.ipynb</w:t>
+      </w:r>
+    </w:p>
+    <w:p>
+      <w:pPr>
+        <w:rPr>
+          <w:rFonts w:ascii="Arial Nova" w:hAnsi="Arial Nova" w:cs="Arial"/>
+        </w:rPr>
+      </w:pPr>
+      <w:r>
+        <w:rPr>
+          <w:rFonts w:ascii="Arial Nova" w:hAnsi="Arial Nova" w:cs="Arial"/>
         </w:rPr>
         <w:t>This Jupyter notebook contains code to export the information content of cells active in the startbox in the 10s prior to trial start.</w:t>
       </w:r>
@@ -723,92 +1035,150 @@
     <w:p>
       <w:pPr>
         <w:rPr>
-          <w:rFonts w:ascii="Arial" w:hAnsi="Arial" w:cs="Arial"/>
-        </w:rPr>
-      </w:pPr>
-    </w:p>
-    <w:p>
-      <w:pPr>
-        <w:rPr>
-          <w:rFonts w:ascii="Arial" w:hAnsi="Arial" w:cs="Arial"/>
-          <w:b/>
-          <w:bCs/>
-          <w:sz w:val="28"/>
-          <w:szCs w:val="28"/>
-        </w:rPr>
-      </w:pPr>
-      <w:r>
-        <w:rPr>
-          <w:rFonts w:ascii="Arial" w:hAnsi="Arial" w:cs="Arial"/>
-          <w:b/>
-          <w:bCs/>
-          <w:sz w:val="28"/>
-          <w:szCs w:val="28"/>
-        </w:rPr>
-        <w:t xml:space="preserve">Common SB </w:t>
-      </w:r>
-      <w:proofErr w:type="spellStart"/>
-      <w:proofErr w:type="gramStart"/>
-      <w:r>
-        <w:rPr>
-          <w:rFonts w:ascii="Arial" w:hAnsi="Arial" w:cs="Arial"/>
-          <w:b/>
-          <w:bCs/>
-          <w:sz w:val="28"/>
-          <w:szCs w:val="28"/>
-        </w:rPr>
-        <w:t>cells.ipynb</w:t>
-      </w:r>
-      <w:proofErr w:type="spellEnd"/>
-      <w:proofErr w:type="gramEnd"/>
-    </w:p>
-    <w:p>
-      <w:pPr>
-        <w:rPr>
-          <w:rFonts w:ascii="Arial" w:hAnsi="Arial" w:cs="Arial"/>
-        </w:rPr>
-      </w:pPr>
-      <w:r>
-        <w:rPr>
-          <w:rFonts w:ascii="Arial" w:hAnsi="Arial" w:cs="Arial"/>
-        </w:rPr>
-        <w:t xml:space="preserve">This Jupyter notebook contains code to calculate the fraction of common cells across </w:t>
-      </w:r>
-      <w:proofErr w:type="spellStart"/>
-      <w:r>
-        <w:rPr>
-          <w:rFonts w:ascii="Arial" w:hAnsi="Arial" w:cs="Arial"/>
-        </w:rPr>
-        <w:t>startboxes</w:t>
-      </w:r>
-      <w:proofErr w:type="spellEnd"/>
-      <w:r>
-        <w:rPr>
-          <w:rFonts w:ascii="Arial" w:hAnsi="Arial" w:cs="Arial"/>
-        </w:rPr>
-        <w:t xml:space="preserve"> before trial start.</w:t>
-      </w:r>
-    </w:p>
-    <w:p>
-      <w:pPr>
-        <w:rPr>
-          <w:rFonts w:ascii="Arial" w:hAnsi="Arial" w:cs="Arial"/>
-          <w:b/>
-          <w:bCs/>
-          <w:sz w:val="28"/>
-          <w:szCs w:val="28"/>
-        </w:rPr>
-      </w:pPr>
-    </w:p>
-    <w:p>
-      <w:pPr>
-        <w:rPr>
-          <w:rFonts w:ascii="Arial" w:hAnsi="Arial" w:cs="Arial"/>
-        </w:rPr>
-      </w:pPr>
-      <w:r>
-        <w:rPr>
-          <w:rFonts w:ascii="Arial" w:hAnsi="Arial" w:cs="Arial"/>
+          <w:rFonts w:ascii="Arial Nova" w:hAnsi="Arial Nova" w:cs="Arial"/>
+        </w:rPr>
+      </w:pPr>
+      <w:r>
+        <w:rPr>
+          <w:rFonts w:ascii="Arial Nova" w:hAnsi="Arial Nova" w:cs="Arial"/>
+        </w:rPr>
+        <w:t>Will read in all the data for the selected animal</w:t>
+      </w:r>
+      <w:r>
+        <w:rPr>
+          <w:rFonts w:ascii="Arial Nova" w:hAnsi="Arial Nova" w:cs="Arial"/>
+        </w:rPr>
+        <w:t xml:space="preserve">/Phase (Ego or Allo) and plot the activity detected in the arena for cells active in the 10s before </w:t>
+      </w:r>
+      <w:r>
+        <w:rPr>
+          <w:rFonts w:ascii="Arial Nova" w:hAnsi="Arial Nova" w:cs="Arial"/>
+        </w:rPr>
+        <w:t xml:space="preserve">the start trial. </w:t>
+      </w:r>
+    </w:p>
+    <w:p>
+      <w:pPr>
+        <w:rPr>
+          <w:rFonts w:ascii="Arial Nova" w:hAnsi="Arial Nova" w:cs="Arial"/>
+        </w:rPr>
+      </w:pPr>
+      <w:r>
+        <w:rPr>
+          <w:rFonts w:ascii="Arial Nova" w:hAnsi="Arial Nova" w:cs="Arial"/>
+        </w:rPr>
+        <w:t>Here is an example output based on the Example data (note the example data only contains an example exploration file and choice trials for the same session)</w:t>
+      </w:r>
+    </w:p>
+    <w:p>
+      <w:pPr>
+        <w:rPr>
+          <w:rFonts w:ascii="Arial Nova" w:hAnsi="Arial Nova" w:cs="Arial"/>
+        </w:rPr>
+      </w:pPr>
+      <w:r>
+        <w:rPr>
+          <w:rFonts w:ascii="Arial Nova" w:hAnsi="Arial Nova" w:cs="Arial"/>
+          <w:noProof/>
+        </w:rPr>
+        <w:drawing>
+          <wp:inline distT="0" distB="0" distL="0" distR="0" wp14:anchorId="6E9D2E16" wp14:editId="2175C38C">
+            <wp:extent cx="4305850" cy="1018978"/>
+            <wp:effectExtent l="0" t="0" r="0" b="0"/>
+            <wp:docPr id="487664255" name="Picture 1" descr="A white square with red dots and numbers&#10;&#10;AI-generated content may be incorrect."/>
+            <wp:cNvGraphicFramePr>
+              <a:graphicFrameLocks xmlns:a="http://schemas.openxmlformats.org/drawingml/2006/main" noChangeAspect="1"/>
+            </wp:cNvGraphicFramePr>
+            <a:graphic xmlns:a="http://schemas.openxmlformats.org/drawingml/2006/main">
+              <a:graphicData uri="http://schemas.openxmlformats.org/drawingml/2006/picture">
+                <pic:pic xmlns:pic="http://schemas.openxmlformats.org/drawingml/2006/picture">
+                  <pic:nvPicPr>
+                    <pic:cNvPr id="487664255" name="Picture 1" descr="A white square with red dots and numbers&#10;&#10;AI-generated content may be incorrect."/>
+                    <pic:cNvPicPr/>
+                  </pic:nvPicPr>
+                  <pic:blipFill>
+                    <a:blip r:embed="rId7"/>
+                    <a:stretch>
+                      <a:fillRect/>
+                    </a:stretch>
+                  </pic:blipFill>
+                  <pic:spPr>
+                    <a:xfrm>
+                      <a:off x="0" y="0"/>
+                      <a:ext cx="4323208" cy="1023086"/>
+                    </a:xfrm>
+                    <a:prstGeom prst="rect">
+                      <a:avLst/>
+                    </a:prstGeom>
+                  </pic:spPr>
+                </pic:pic>
+              </a:graphicData>
+            </a:graphic>
+          </wp:inline>
+        </w:drawing>
+      </w:r>
+    </w:p>
+    <w:p>
+      <w:pPr>
+        <w:rPr>
+          <w:rFonts w:ascii="Arial Nova" w:hAnsi="Arial Nova" w:cs="Arial"/>
+        </w:rPr>
+      </w:pPr>
+    </w:p>
+    <w:p>
+      <w:pPr>
+        <w:rPr>
+          <w:rFonts w:ascii="Arial Nova" w:hAnsi="Arial Nova" w:cs="Arial"/>
+          <w:b/>
+          <w:bCs/>
+          <w:sz w:val="28"/>
+          <w:szCs w:val="28"/>
+        </w:rPr>
+      </w:pPr>
+      <w:r>
+        <w:rPr>
+          <w:rFonts w:ascii="Arial Nova" w:hAnsi="Arial Nova" w:cs="Arial"/>
+          <w:b/>
+          <w:bCs/>
+          <w:sz w:val="28"/>
+          <w:szCs w:val="28"/>
+        </w:rPr>
+        <w:t>Common SB cells.ipynb</w:t>
+      </w:r>
+    </w:p>
+    <w:p>
+      <w:pPr>
+        <w:rPr>
+          <w:rFonts w:ascii="Arial Nova" w:hAnsi="Arial Nova" w:cs="Arial"/>
+        </w:rPr>
+      </w:pPr>
+      <w:r>
+        <w:rPr>
+          <w:rFonts w:ascii="Arial Nova" w:hAnsi="Arial Nova" w:cs="Arial"/>
+        </w:rPr>
+        <w:t>This Jupyter notebook contains code to calculate the fraction of common cells across startboxes before trial start.</w:t>
+      </w:r>
+    </w:p>
+    <w:p>
+      <w:pPr>
+        <w:rPr>
+          <w:rFonts w:ascii="Arial Nova" w:hAnsi="Arial Nova" w:cs="Arial"/>
+          <w:b/>
+          <w:bCs/>
+          <w:sz w:val="28"/>
+          <w:szCs w:val="28"/>
+        </w:rPr>
+      </w:pPr>
+    </w:p>
+    <w:p>
+      <w:pPr>
+        <w:rPr>
+          <w:rFonts w:ascii="Arial Nova" w:hAnsi="Arial Nova" w:cs="Arial"/>
+        </w:rPr>
+      </w:pPr>
+      <w:r>
+        <w:rPr>
+          <w:rFonts w:ascii="Arial Nova" w:hAnsi="Arial Nova" w:cs="Arial"/>
           <w:b/>
           <w:bCs/>
           <w:sz w:val="28"/>
@@ -818,13 +1188,13 @@
       </w:r>
       <w:r>
         <w:rPr>
-          <w:rFonts w:ascii="Arial" w:hAnsi="Arial" w:cs="Arial"/>
+          <w:rFonts w:ascii="Arial Nova" w:hAnsi="Arial Nova" w:cs="Arial"/>
         </w:rPr>
         <w:t>and</w:t>
       </w:r>
       <w:r>
         <w:rPr>
-          <w:rFonts w:ascii="Arial" w:hAnsi="Arial" w:cs="Arial"/>
+          <w:rFonts w:ascii="Arial Nova" w:hAnsi="Arial Nova" w:cs="Arial"/>
           <w:b/>
           <w:bCs/>
           <w:sz w:val="28"/>
@@ -834,7 +1204,7 @@
       </w:r>
       <w:r>
         <w:rPr>
-          <w:rFonts w:ascii="Arial" w:hAnsi="Arial" w:cs="Arial"/>
+          <w:rFonts w:ascii="Arial Nova" w:hAnsi="Arial Nova" w:cs="Arial"/>
         </w:rPr>
         <w:t xml:space="preserve">contain functions used in the Jupyter notebooks. </w:t>
       </w:r>
@@ -842,103 +1212,74 @@
     <w:p>
       <w:pPr>
         <w:rPr>
-          <w:rFonts w:ascii="Arial" w:hAnsi="Arial" w:cs="Arial"/>
-        </w:rPr>
-      </w:pPr>
-    </w:p>
-    <w:p>
-      <w:pPr>
-        <w:rPr>
-          <w:rFonts w:ascii="Arial" w:hAnsi="Arial" w:cs="Arial"/>
-        </w:rPr>
-      </w:pPr>
-      <w:r>
-        <w:rPr>
-          <w:rFonts w:ascii="Arial" w:hAnsi="Arial" w:cs="Arial"/>
-        </w:rPr>
+          <w:rFonts w:ascii="Arial Nova" w:hAnsi="Arial Nova" w:cs="Arial"/>
+        </w:rPr>
+      </w:pPr>
+    </w:p>
+    <w:p>
+      <w:pPr>
+        <w:rPr>
+          <w:rFonts w:ascii="Arial Nova" w:hAnsi="Arial Nova" w:cs="Arial"/>
+        </w:rPr>
+      </w:pPr>
+      <w:r>
+        <w:rPr>
+          <w:rFonts w:ascii="Arial Nova" w:hAnsi="Arial Nova" w:cs="Arial"/>
+        </w:rPr>
+        <w:lastRenderedPageBreak/>
         <w:t xml:space="preserve">Our code design saves intermediate steps as data tables in csv format that are then read by separate Jupyter notebooks for later analysis. Data are grouped by animal for convenience. </w:t>
       </w:r>
       <w:r>
         <w:rPr>
-          <w:rFonts w:ascii="Arial" w:hAnsi="Arial" w:cs="Arial"/>
+          <w:rFonts w:ascii="Arial Nova" w:hAnsi="Arial Nova" w:cs="Arial"/>
         </w:rPr>
         <w:br/>
       </w:r>
       <w:r>
         <w:rPr>
-          <w:rFonts w:ascii="Arial" w:hAnsi="Arial" w:cs="Arial"/>
+          <w:rFonts w:ascii="Arial Nova" w:hAnsi="Arial Nova" w:cs="Arial"/>
         </w:rPr>
         <w:t>in</w:t>
       </w:r>
       <w:r>
         <w:rPr>
-          <w:rFonts w:ascii="Arial" w:hAnsi="Arial" w:cs="Arial"/>
-        </w:rPr>
-        <w:t xml:space="preserve"> </w:t>
-      </w:r>
-      <w:proofErr w:type="gramStart"/>
-      <w:r>
-        <w:rPr>
-          <w:rFonts w:ascii="Arial" w:hAnsi="Arial" w:cs="Arial"/>
-        </w:rPr>
-        <w:t>ALL_META.csv .</w:t>
-      </w:r>
-      <w:proofErr w:type="gramEnd"/>
-      <w:r>
-        <w:rPr>
-          <w:rFonts w:ascii="Arial" w:hAnsi="Arial" w:cs="Arial"/>
-        </w:rPr>
-        <w:t xml:space="preserve"> Below </w:t>
-      </w:r>
-      <w:proofErr w:type="gramStart"/>
-      <w:r>
-        <w:rPr>
-          <w:rFonts w:ascii="Arial" w:hAnsi="Arial" w:cs="Arial"/>
-        </w:rPr>
-        <w:t>are</w:t>
-      </w:r>
-      <w:proofErr w:type="gramEnd"/>
-      <w:r>
-        <w:rPr>
-          <w:rFonts w:ascii="Arial" w:hAnsi="Arial" w:cs="Arial"/>
+          <w:rFonts w:ascii="Arial Nova" w:hAnsi="Arial Nova" w:cs="Arial"/>
+        </w:rPr>
+        <w:t xml:space="preserve"> ALL_META.csv . Below </w:t>
+      </w:r>
+      <w:r>
+        <w:rPr>
+          <w:rFonts w:ascii="Arial Nova" w:hAnsi="Arial Nova" w:cs="Arial"/>
+        </w:rPr>
+        <w:t>is</w:t>
+      </w:r>
+      <w:r>
+        <w:rPr>
+          <w:rFonts w:ascii="Arial Nova" w:hAnsi="Arial Nova" w:cs="Arial"/>
         </w:rPr>
         <w:t xml:space="preserve"> an</w:t>
       </w:r>
       <w:r>
         <w:rPr>
-          <w:rFonts w:ascii="Arial" w:hAnsi="Arial" w:cs="Arial"/>
-        </w:rPr>
-        <w:t xml:space="preserve"> example that </w:t>
-      </w:r>
-      <w:proofErr w:type="spellStart"/>
-      <w:r>
-        <w:rPr>
-          <w:rFonts w:ascii="Arial" w:hAnsi="Arial" w:cs="Arial"/>
-        </w:rPr>
-        <w:t>describ</w:t>
-      </w:r>
-      <w:r>
-        <w:rPr>
-          <w:rFonts w:ascii="Arial" w:hAnsi="Arial" w:cs="Arial"/>
+          <w:rFonts w:ascii="Arial Nova" w:hAnsi="Arial Nova" w:cs="Arial"/>
+        </w:rPr>
+        <w:t xml:space="preserve"> example that describe</w:t>
+      </w:r>
+      <w:r>
+        <w:rPr>
+          <w:rFonts w:ascii="Arial Nova" w:hAnsi="Arial Nova" w:cs="Arial"/>
         </w:rPr>
         <w:t>s</w:t>
       </w:r>
       <w:r>
         <w:rPr>
-          <w:rFonts w:ascii="Arial" w:hAnsi="Arial" w:cs="Arial"/>
-        </w:rPr>
-        <w:t>e</w:t>
-      </w:r>
-      <w:proofErr w:type="spellEnd"/>
-      <w:r>
-        <w:rPr>
-          <w:rFonts w:ascii="Arial" w:hAnsi="Arial" w:cs="Arial"/>
+          <w:rFonts w:ascii="Arial Nova" w:hAnsi="Arial Nova" w:cs="Arial"/>
         </w:rPr>
         <w:t xml:space="preserve"> the</w:t>
       </w:r>
       <w:r>
         <w:rPr>
-          <w:rFonts w:ascii="Arial" w:hAnsi="Arial" w:cs="Arial"/>
+          <w:rFonts w:ascii="Arial Nova" w:hAnsi="Arial Nova" w:cs="Arial"/>
         </w:rPr>
         <w:t xml:space="preserve"> format. </w:t>
       </w:r>
@@ -946,47 +1287,37 @@
     <w:p>
       <w:pPr>
         <w:rPr>
-          <w:rFonts w:ascii="Arial" w:hAnsi="Arial" w:cs="Arial"/>
-          <w:b/>
-          <w:bCs/>
-          <w:sz w:val="28"/>
-          <w:szCs w:val="28"/>
-        </w:rPr>
-      </w:pPr>
-    </w:p>
-    <w:p>
-      <w:pPr>
-        <w:rPr>
-          <w:rFonts w:ascii="Arial" w:hAnsi="Arial" w:cs="Arial"/>
-          <w:b/>
-          <w:bCs/>
-          <w:sz w:val="28"/>
-          <w:szCs w:val="28"/>
-        </w:rPr>
-      </w:pPr>
-      <w:r>
-        <w:rPr>
-          <w:rFonts w:ascii="Arial" w:hAnsi="Arial" w:cs="Arial"/>
-          <w:b/>
-          <w:bCs/>
-          <w:sz w:val="28"/>
-          <w:szCs w:val="28"/>
-        </w:rPr>
-        <w:t>ALL</w:t>
-      </w:r>
-      <w:r>
-        <w:rPr>
-          <w:rFonts w:ascii="Arial" w:hAnsi="Arial" w:cs="Arial"/>
-          <w:b/>
-          <w:bCs/>
-          <w:sz w:val="28"/>
-          <w:szCs w:val="28"/>
-        </w:rPr>
-        <w:t>_META</w:t>
-      </w:r>
-      <w:r>
-        <w:rPr>
-          <w:rFonts w:ascii="Arial" w:hAnsi="Arial" w:cs="Arial"/>
+          <w:rFonts w:ascii="Arial Nova" w:hAnsi="Arial Nova" w:cs="Arial"/>
+          <w:b/>
+          <w:bCs/>
+          <w:sz w:val="28"/>
+          <w:szCs w:val="28"/>
+        </w:rPr>
+      </w:pPr>
+    </w:p>
+    <w:p>
+      <w:pPr>
+        <w:rPr>
+          <w:rFonts w:ascii="Arial Nova" w:hAnsi="Arial Nova" w:cs="Arial"/>
+          <w:b/>
+          <w:bCs/>
+          <w:sz w:val="28"/>
+          <w:szCs w:val="28"/>
+        </w:rPr>
+      </w:pPr>
+      <w:r>
+        <w:rPr>
+          <w:rFonts w:ascii="Arial Nova" w:hAnsi="Arial Nova" w:cs="Arial"/>
+          <w:b/>
+          <w:bCs/>
+          <w:sz w:val="28"/>
+          <w:szCs w:val="28"/>
+        </w:rPr>
+        <w:t>ALL_META</w:t>
+      </w:r>
+      <w:r>
+        <w:rPr>
+          <w:rFonts w:ascii="Arial Nova" w:hAnsi="Arial Nova" w:cs="Arial"/>
           <w:b/>
           <w:bCs/>
           <w:sz w:val="28"/>
@@ -998,32 +1329,26 @@
     <w:p>
       <w:pPr>
         <w:rPr>
-          <w:rFonts w:ascii="Arial" w:hAnsi="Arial" w:cs="Arial"/>
-        </w:rPr>
-      </w:pPr>
-      <w:r>
-        <w:rPr>
-          <w:rFonts w:ascii="Arial" w:hAnsi="Arial" w:cs="Arial"/>
-        </w:rPr>
-        <w:lastRenderedPageBreak/>
-        <w:t>This tab</w:t>
-      </w:r>
-      <w:r>
-        <w:rPr>
-          <w:rFonts w:ascii="Arial" w:hAnsi="Arial" w:cs="Arial"/>
-        </w:rPr>
-        <w:t>le is generated by concatenation of all trials after automatic trial identification and quality check. Each animal has an individual table</w:t>
-      </w:r>
-    </w:p>
-    <w:p>
-      <w:pPr>
-        <w:rPr>
+          <w:rFonts w:ascii="Arial Nova" w:hAnsi="Arial Nova" w:cs="Arial"/>
+        </w:rPr>
+      </w:pPr>
+      <w:r>
+        <w:rPr>
+          <w:rFonts w:ascii="Arial Nova" w:hAnsi="Arial Nova" w:cs="Arial"/>
+        </w:rPr>
+        <w:t>This table is generated by concatenation of all trials after automatic trial identification and quality check. Each animal has an individual table</w:t>
+      </w:r>
+    </w:p>
+    <w:p>
+      <w:pPr>
+        <w:rPr>
+          <w:rFonts w:ascii="Arial Nova" w:hAnsi="Arial Nova"/>
           <w:noProof/>
         </w:rPr>
       </w:pPr>
       <w:r>
         <w:rPr>
-          <w:rFonts w:ascii="Arial" w:hAnsi="Arial" w:cs="Arial"/>
+          <w:rFonts w:ascii="Arial Nova" w:hAnsi="Arial Nova" w:cs="Arial"/>
           <w:noProof/>
         </w:rPr>
         <w:drawing>
@@ -1042,7 +1367,7 @@
                     <pic:cNvPicPr/>
                   </pic:nvPicPr>
                   <pic:blipFill>
-                    <a:blip r:embed="rId6"/>
+                    <a:blip r:embed="rId8"/>
                     <a:stretch>
                       <a:fillRect/>
                     </a:stretch>
@@ -1064,13 +1389,14 @@
       </w:r>
       <w:r>
         <w:rPr>
+          <w:rFonts w:ascii="Arial Nova" w:hAnsi="Arial Nova"/>
           <w:noProof/>
         </w:rPr>
         <w:t>….</w:t>
       </w:r>
       <w:r>
         <w:rPr>
-          <w:rFonts w:ascii="Arial" w:hAnsi="Arial" w:cs="Arial"/>
+          <w:rFonts w:ascii="Arial Nova" w:hAnsi="Arial Nova" w:cs="Arial"/>
           <w:noProof/>
         </w:rPr>
         <w:drawing>
@@ -1089,7 +1415,7 @@
                     <pic:cNvPicPr/>
                   </pic:nvPicPr>
                   <pic:blipFill rotWithShape="1">
-                    <a:blip r:embed="rId7"/>
+                    <a:blip r:embed="rId9"/>
                     <a:srcRect l="233" r="7932"/>
                     <a:stretch/>
                   </pic:blipFill>
@@ -1118,6 +1444,7 @@
       </w:r>
       <w:r>
         <w:rPr>
+          <w:rFonts w:ascii="Arial Nova" w:hAnsi="Arial Nova"/>
           <w:noProof/>
         </w:rPr>
         <w:t xml:space="preserve"> </w:t>
@@ -1126,176 +1453,90 @@
     <w:p>
       <w:pPr>
         <w:rPr>
-          <w:rFonts w:ascii="Arial" w:hAnsi="Arial" w:cs="Arial"/>
-        </w:rPr>
-      </w:pPr>
-      <w:r>
-        <w:rPr>
-          <w:rFonts w:ascii="Arial" w:hAnsi="Arial" w:cs="Arial"/>
-        </w:rPr>
-        <w:t xml:space="preserve">Trial </w:t>
-      </w:r>
-      <w:r>
-        <w:rPr>
-          <w:rFonts w:ascii="Arial" w:hAnsi="Arial" w:cs="Arial"/>
-        </w:rPr>
-        <w:t>S</w:t>
-      </w:r>
-      <w:r>
-        <w:rPr>
-          <w:rFonts w:ascii="Arial" w:hAnsi="Arial" w:cs="Arial"/>
-        </w:rPr>
-        <w:t xml:space="preserve">tart: </w:t>
-      </w:r>
-      <w:r>
-        <w:rPr>
-          <w:rFonts w:ascii="Arial" w:hAnsi="Arial" w:cs="Arial"/>
-        </w:rPr>
-        <w:t xml:space="preserve">Starting startbox </w:t>
-      </w:r>
-    </w:p>
-    <w:p>
-      <w:pPr>
-        <w:rPr>
-          <w:rFonts w:ascii="Arial" w:hAnsi="Arial" w:cs="Arial"/>
-        </w:rPr>
-      </w:pPr>
-      <w:r>
-        <w:rPr>
-          <w:rFonts w:ascii="Arial" w:hAnsi="Arial" w:cs="Arial"/>
-        </w:rPr>
-        <w:t>Trial Status</w:t>
-      </w:r>
-      <w:r>
-        <w:rPr>
-          <w:rFonts w:ascii="Arial" w:hAnsi="Arial" w:cs="Arial"/>
-        </w:rPr>
-        <w:t xml:space="preserve">: </w:t>
-      </w:r>
-      <w:r>
-        <w:rPr>
-          <w:rFonts w:ascii="Arial" w:hAnsi="Arial" w:cs="Arial"/>
-        </w:rPr>
-        <w:t>Automatic classification of correct of incorrect trials based on trajectory</w:t>
-      </w:r>
-    </w:p>
-    <w:p>
-      <w:pPr>
-        <w:rPr>
-          <w:rFonts w:ascii="Arial" w:hAnsi="Arial" w:cs="Arial"/>
-        </w:rPr>
-      </w:pPr>
-      <w:r>
-        <w:rPr>
-          <w:rFonts w:ascii="Arial" w:hAnsi="Arial" w:cs="Arial"/>
-        </w:rPr>
-        <w:t>Location</w:t>
-      </w:r>
-      <w:r>
-        <w:rPr>
-          <w:rFonts w:ascii="Arial" w:hAnsi="Arial" w:cs="Arial"/>
-        </w:rPr>
-        <w:t xml:space="preserve">: </w:t>
-      </w:r>
-      <w:r>
-        <w:rPr>
-          <w:rFonts w:ascii="Arial" w:hAnsi="Arial" w:cs="Arial"/>
-        </w:rPr>
-        <w:t>Position of animal in that time frame; SB = startbox. Trial start: start of the trial. Outbound: animal traveling to sandwell</w:t>
-      </w:r>
-    </w:p>
-    <w:p>
-      <w:pPr>
-        <w:rPr>
-          <w:rFonts w:ascii="Arial" w:hAnsi="Arial" w:cs="Arial"/>
-        </w:rPr>
-      </w:pPr>
-      <w:proofErr w:type="spellStart"/>
-      <w:r>
-        <w:rPr>
-          <w:rFonts w:ascii="Arial" w:hAnsi="Arial" w:cs="Arial"/>
-        </w:rPr>
-        <w:t>LED_frame</w:t>
-      </w:r>
-      <w:proofErr w:type="spellEnd"/>
-      <w:r>
-        <w:rPr>
-          <w:rFonts w:ascii="Arial" w:hAnsi="Arial" w:cs="Arial"/>
-        </w:rPr>
-        <w:t>: synchronising LED status</w:t>
-      </w:r>
-    </w:p>
-    <w:p>
-      <w:pPr>
-        <w:rPr>
-          <w:rFonts w:ascii="Arial" w:hAnsi="Arial" w:cs="Arial"/>
-        </w:rPr>
-      </w:pPr>
-      <w:r>
-        <w:rPr>
-          <w:rFonts w:ascii="Arial" w:hAnsi="Arial" w:cs="Arial"/>
-        </w:rPr>
-        <w:t xml:space="preserve">Combo: use of </w:t>
-      </w:r>
-      <w:proofErr w:type="spellStart"/>
-      <w:r>
-        <w:rPr>
-          <w:rFonts w:ascii="Arial" w:hAnsi="Arial" w:cs="Arial"/>
-        </w:rPr>
-        <w:t>startboxes</w:t>
-      </w:r>
-      <w:proofErr w:type="spellEnd"/>
-      <w:r>
-        <w:rPr>
-          <w:rFonts w:ascii="Arial" w:hAnsi="Arial" w:cs="Arial"/>
-        </w:rPr>
-        <w:t xml:space="preserve"> in trial (start/end)</w:t>
-      </w:r>
-    </w:p>
-    <w:p>
-      <w:pPr>
-        <w:rPr>
-          <w:rFonts w:ascii="Arial" w:hAnsi="Arial" w:cs="Arial"/>
-        </w:rPr>
-      </w:pPr>
-      <w:proofErr w:type="spellStart"/>
-      <w:r>
-        <w:rPr>
-          <w:rFonts w:ascii="Arial" w:hAnsi="Arial" w:cs="Arial"/>
-        </w:rPr>
-        <w:t>Cap_x</w:t>
-      </w:r>
-      <w:proofErr w:type="spellEnd"/>
-      <w:r>
-        <w:rPr>
-          <w:rFonts w:ascii="Arial" w:hAnsi="Arial" w:cs="Arial"/>
-        </w:rPr>
-        <w:t xml:space="preserve">, …. </w:t>
-      </w:r>
-      <w:proofErr w:type="spellStart"/>
-      <w:r>
-        <w:rPr>
-          <w:rFonts w:ascii="Arial" w:hAnsi="Arial" w:cs="Arial"/>
-        </w:rPr>
-        <w:t>Tailbase_y</w:t>
-      </w:r>
-      <w:proofErr w:type="spellEnd"/>
-      <w:r>
-        <w:rPr>
-          <w:rFonts w:ascii="Arial" w:hAnsi="Arial" w:cs="Arial"/>
-        </w:rPr>
-        <w:t xml:space="preserve">: x and y coordinates of animal body parts (head, ears, tail) after correction and translation. </w:t>
-      </w:r>
-    </w:p>
-    <w:p>
-      <w:pPr>
-        <w:rPr>
-          <w:rFonts w:ascii="Arial" w:hAnsi="Arial" w:cs="Arial"/>
-        </w:rPr>
-      </w:pPr>
-      <w:r>
-        <w:rPr>
-          <w:rFonts w:ascii="Arial" w:hAnsi="Arial" w:cs="Arial"/>
+          <w:rFonts w:ascii="Arial Nova" w:hAnsi="Arial Nova" w:cs="Arial"/>
+        </w:rPr>
+      </w:pPr>
+      <w:r>
+        <w:rPr>
+          <w:rFonts w:ascii="Arial Nova" w:hAnsi="Arial Nova" w:cs="Arial"/>
+        </w:rPr>
+        <w:t xml:space="preserve">Trial Start: Starting startbox </w:t>
+      </w:r>
+    </w:p>
+    <w:p>
+      <w:pPr>
+        <w:rPr>
+          <w:rFonts w:ascii="Arial Nova" w:hAnsi="Arial Nova" w:cs="Arial"/>
+        </w:rPr>
+      </w:pPr>
+      <w:r>
+        <w:rPr>
+          <w:rFonts w:ascii="Arial Nova" w:hAnsi="Arial Nova" w:cs="Arial"/>
+        </w:rPr>
+        <w:t>Trial Status: Automatic classification of correct of incorrect trials based on trajectory</w:t>
+      </w:r>
+    </w:p>
+    <w:p>
+      <w:pPr>
+        <w:rPr>
+          <w:rFonts w:ascii="Arial Nova" w:hAnsi="Arial Nova" w:cs="Arial"/>
+        </w:rPr>
+      </w:pPr>
+      <w:r>
+        <w:rPr>
+          <w:rFonts w:ascii="Arial Nova" w:hAnsi="Arial Nova" w:cs="Arial"/>
+        </w:rPr>
+        <w:t>Location: Position of animal in that time frame; SB = startbox. Trial start: start of the trial. Outbound: animal traveling to sandwell</w:t>
+      </w:r>
+    </w:p>
+    <w:p>
+      <w:pPr>
+        <w:rPr>
+          <w:rFonts w:ascii="Arial Nova" w:hAnsi="Arial Nova" w:cs="Arial"/>
+        </w:rPr>
+      </w:pPr>
+      <w:r>
+        <w:rPr>
+          <w:rFonts w:ascii="Arial Nova" w:hAnsi="Arial Nova" w:cs="Arial"/>
+        </w:rPr>
+        <w:t>LED_frame: synchronising LED status</w:t>
+      </w:r>
+    </w:p>
+    <w:p>
+      <w:pPr>
+        <w:rPr>
+          <w:rFonts w:ascii="Arial Nova" w:hAnsi="Arial Nova" w:cs="Arial"/>
+        </w:rPr>
+      </w:pPr>
+      <w:r>
+        <w:rPr>
+          <w:rFonts w:ascii="Arial Nova" w:hAnsi="Arial Nova" w:cs="Arial"/>
+        </w:rPr>
+        <w:t>Combo: use of startboxes in trial (start/end)</w:t>
+      </w:r>
+    </w:p>
+    <w:p>
+      <w:pPr>
+        <w:rPr>
+          <w:rFonts w:ascii="Arial Nova" w:hAnsi="Arial Nova" w:cs="Arial"/>
+        </w:rPr>
+      </w:pPr>
+      <w:r>
+        <w:rPr>
+          <w:rFonts w:ascii="Arial Nova" w:hAnsi="Arial Nova" w:cs="Arial"/>
+        </w:rPr>
+        <w:t xml:space="preserve">Cap_x, …. Tailbase_y: x and y coordinates of animal body parts (head, ears, tail) after correction and translation. </w:t>
+      </w:r>
+    </w:p>
+    <w:p>
+      <w:pPr>
+        <w:rPr>
+          <w:rFonts w:ascii="Arial Nova" w:hAnsi="Arial Nova" w:cs="Arial"/>
+        </w:rPr>
+      </w:pPr>
+      <w:r>
+        <w:rPr>
+          <w:rFonts w:ascii="Arial Nova" w:hAnsi="Arial Nova" w:cs="Arial"/>
         </w:rPr>
         <w:t>Speed: movement speed</w:t>
       </w:r>
@@ -1303,12 +1544,12 @@
     <w:p>
       <w:pPr>
         <w:rPr>
-          <w:rFonts w:ascii="Arial" w:hAnsi="Arial" w:cs="Arial"/>
-        </w:rPr>
-      </w:pPr>
-      <w:r>
-        <w:rPr>
-          <w:rFonts w:ascii="Arial" w:hAnsi="Arial" w:cs="Arial"/>
+          <w:rFonts w:ascii="Arial Nova" w:hAnsi="Arial Nova" w:cs="Arial"/>
+        </w:rPr>
+      </w:pPr>
+      <w:r>
+        <w:rPr>
+          <w:rFonts w:ascii="Arial Nova" w:hAnsi="Arial Nova" w:cs="Arial"/>
         </w:rPr>
         <w:t>Movement: classification as moving or stationary</w:t>
       </w:r>
@@ -1316,39 +1557,25 @@
     <w:p>
       <w:pPr>
         <w:rPr>
-          <w:rFonts w:ascii="Arial" w:hAnsi="Arial" w:cs="Arial"/>
-        </w:rPr>
-      </w:pPr>
-      <w:r>
-        <w:rPr>
-          <w:rFonts w:ascii="Arial" w:hAnsi="Arial" w:cs="Arial"/>
-        </w:rPr>
-        <w:t>Time (s</w:t>
-      </w:r>
-      <w:proofErr w:type="gramStart"/>
-      <w:r>
-        <w:rPr>
-          <w:rFonts w:ascii="Arial" w:hAnsi="Arial" w:cs="Arial"/>
-        </w:rPr>
-        <w:t>) :</w:t>
-      </w:r>
-      <w:proofErr w:type="gramEnd"/>
-      <w:r>
-        <w:rPr>
-          <w:rFonts w:ascii="Arial" w:hAnsi="Arial" w:cs="Arial"/>
-        </w:rPr>
-        <w:t xml:space="preserve"> time</w:t>
-      </w:r>
-    </w:p>
-    <w:p>
-      <w:pPr>
-        <w:rPr>
-          <w:rFonts w:ascii="Arial" w:hAnsi="Arial" w:cs="Arial"/>
-        </w:rPr>
-      </w:pPr>
-      <w:r>
-        <w:rPr>
-          <w:rFonts w:ascii="Arial" w:hAnsi="Arial" w:cs="Arial"/>
+          <w:rFonts w:ascii="Arial Nova" w:hAnsi="Arial Nova" w:cs="Arial"/>
+        </w:rPr>
+      </w:pPr>
+      <w:r>
+        <w:rPr>
+          <w:rFonts w:ascii="Arial Nova" w:hAnsi="Arial Nova" w:cs="Arial"/>
+        </w:rPr>
+        <w:t>Time (s) : time</w:t>
+      </w:r>
+    </w:p>
+    <w:p>
+      <w:pPr>
+        <w:rPr>
+          <w:rFonts w:ascii="Arial Nova" w:hAnsi="Arial Nova" w:cs="Arial"/>
+        </w:rPr>
+      </w:pPr>
+      <w:r>
+        <w:rPr>
+          <w:rFonts w:ascii="Arial Nova" w:hAnsi="Arial Nova" w:cs="Arial"/>
         </w:rPr>
         <w:t>Session: Session type and number</w:t>
       </w:r>
@@ -1356,12 +1583,12 @@
     <w:p>
       <w:pPr>
         <w:rPr>
-          <w:rFonts w:ascii="Arial" w:hAnsi="Arial" w:cs="Arial"/>
-        </w:rPr>
-      </w:pPr>
-      <w:r>
-        <w:rPr>
-          <w:rFonts w:ascii="Arial" w:hAnsi="Arial" w:cs="Arial"/>
+          <w:rFonts w:ascii="Arial Nova" w:hAnsi="Arial Nova" w:cs="Arial"/>
+        </w:rPr>
+      </w:pPr>
+      <w:r>
+        <w:rPr>
+          <w:rFonts w:ascii="Arial Nova" w:hAnsi="Arial Nova" w:cs="Arial"/>
         </w:rPr>
         <w:t>Stage: SAM or CHO trial</w:t>
       </w:r>
@@ -1369,12 +1596,12 @@
     <w:p>
       <w:pPr>
         <w:rPr>
-          <w:rFonts w:ascii="Arial" w:hAnsi="Arial" w:cs="Arial"/>
-        </w:rPr>
-      </w:pPr>
-      <w:r>
-        <w:rPr>
-          <w:rFonts w:ascii="Arial" w:hAnsi="Arial" w:cs="Arial"/>
+          <w:rFonts w:ascii="Arial Nova" w:hAnsi="Arial Nova" w:cs="Arial"/>
+        </w:rPr>
+      </w:pPr>
+      <w:r>
+        <w:rPr>
+          <w:rFonts w:ascii="Arial Nova" w:hAnsi="Arial Nova" w:cs="Arial"/>
         </w:rPr>
         <w:t>C000…. Event vector of cells; 0: no events, non-zero value: event amplitude (note: events are binarized in analysis</w:t>
       </w:r>
@@ -1382,6 +1609,594 @@
     <w:p>
       <w:pPr>
         <w:rPr>
+          <w:rFonts w:ascii="Arial Nova" w:hAnsi="Arial Nova" w:cs="Arial"/>
+          <w:b/>
+          <w:bCs/>
+          <w:sz w:val="28"/>
+          <w:szCs w:val="28"/>
+        </w:rPr>
+      </w:pPr>
+    </w:p>
+    <w:p>
+      <w:pPr>
+        <w:rPr>
+          <w:rFonts w:ascii="Arial Nova" w:hAnsi="Arial Nova" w:cs="Arial"/>
+          <w:b/>
+          <w:bCs/>
+          <w:sz w:val="28"/>
+          <w:szCs w:val="28"/>
+        </w:rPr>
+      </w:pPr>
+      <w:r>
+        <w:rPr>
+          <w:rFonts w:ascii="Arial Nova" w:hAnsi="Arial Nova" w:cs="Arial"/>
+          <w:b/>
+          <w:bCs/>
+          <w:sz w:val="28"/>
+          <w:szCs w:val="28"/>
+        </w:rPr>
+        <w:t>all</w:t>
+      </w:r>
+      <w:r>
+        <w:rPr>
+          <w:rFonts w:ascii="Arial Nova" w:hAnsi="Arial Nova" w:cs="Arial"/>
+          <w:b/>
+          <w:bCs/>
+          <w:sz w:val="28"/>
+          <w:szCs w:val="28"/>
+        </w:rPr>
+        <w:t>_</w:t>
+      </w:r>
+      <w:r>
+        <w:rPr>
+          <w:rFonts w:ascii="Arial Nova" w:hAnsi="Arial Nova" w:cs="Arial"/>
+          <w:b/>
+          <w:bCs/>
+          <w:sz w:val="28"/>
+          <w:szCs w:val="28"/>
+        </w:rPr>
+        <w:t>trials</w:t>
+      </w:r>
+      <w:r>
+        <w:rPr>
+          <w:rFonts w:ascii="Arial Nova" w:hAnsi="Arial Nova" w:cs="Arial"/>
+          <w:b/>
+          <w:bCs/>
+          <w:sz w:val="28"/>
+          <w:szCs w:val="28"/>
+        </w:rPr>
+        <w:t>.csv</w:t>
+      </w:r>
+    </w:p>
+    <w:p>
+      <w:pPr>
+        <w:rPr>
+          <w:rFonts w:ascii="Arial Nova" w:hAnsi="Arial Nova" w:cs="Arial"/>
+        </w:rPr>
+      </w:pPr>
+      <w:r>
+        <w:rPr>
+          <w:rFonts w:ascii="Arial Nova" w:hAnsi="Arial Nova" w:cs="Arial"/>
+        </w:rPr>
+        <w:t xml:space="preserve">Similarly, </w:t>
+      </w:r>
+      <w:r>
+        <w:rPr>
+          <w:rFonts w:ascii="Arial Nova" w:hAnsi="Arial Nova" w:cs="Arial"/>
+        </w:rPr>
+        <w:t xml:space="preserve">Events and traces </w:t>
+      </w:r>
+      <w:r>
+        <w:rPr>
+          <w:rFonts w:ascii="Arial Nova" w:hAnsi="Arial Nova" w:cs="Arial"/>
+        </w:rPr>
+        <w:t>d</w:t>
+      </w:r>
+      <w:r>
+        <w:rPr>
+          <w:rFonts w:ascii="Arial Nova" w:hAnsi="Arial Nova" w:cs="Arial"/>
+        </w:rPr>
+        <w:t xml:space="preserve">ata </w:t>
+      </w:r>
+      <w:r>
+        <w:rPr>
+          <w:rFonts w:ascii="Arial Nova" w:hAnsi="Arial Nova" w:cs="Arial"/>
+        </w:rPr>
+        <w:t xml:space="preserve">in Sample and Choice trials </w:t>
+      </w:r>
+      <w:r>
+        <w:rPr>
+          <w:rFonts w:ascii="Arial Nova" w:hAnsi="Arial Nova" w:cs="Arial"/>
+        </w:rPr>
+        <w:t xml:space="preserve">are grouped by animal for convenience. </w:t>
+      </w:r>
+      <w:r>
+        <w:rPr>
+          <w:rFonts w:ascii="Arial Nova" w:hAnsi="Arial Nova" w:cs="Arial"/>
+        </w:rPr>
+        <w:br/>
+        <w:t xml:space="preserve">in </w:t>
+      </w:r>
+      <w:r>
+        <w:rPr>
+          <w:rFonts w:ascii="Arial Nova" w:hAnsi="Arial Nova" w:cs="Arial"/>
+        </w:rPr>
+        <w:t>XXXXX_</w:t>
+      </w:r>
+      <w:r>
+        <w:rPr>
+          <w:rFonts w:ascii="Arial Nova" w:hAnsi="Arial Nova" w:cs="Arial"/>
+        </w:rPr>
+        <w:t>all_trials</w:t>
+      </w:r>
+      <w:r>
+        <w:rPr>
+          <w:rFonts w:ascii="Arial Nova" w:hAnsi="Arial Nova" w:cs="Arial"/>
+        </w:rPr>
+        <w:t xml:space="preserve">.csv </w:t>
+      </w:r>
+      <w:r>
+        <w:rPr>
+          <w:rFonts w:ascii="Arial Nova" w:hAnsi="Arial Nova" w:cs="Arial"/>
+        </w:rPr>
+        <w:t>where XXXXX is the animal’s ID</w:t>
+      </w:r>
+      <w:r>
+        <w:rPr>
+          <w:rFonts w:ascii="Arial Nova" w:hAnsi="Arial Nova" w:cs="Arial"/>
+        </w:rPr>
+        <w:t>. Below is an example that describes the format.</w:t>
+      </w:r>
+    </w:p>
+    <w:p>
+      <w:pPr>
+        <w:rPr>
+          <w:rFonts w:ascii="Arial Nova" w:hAnsi="Arial Nova"/>
+          <w:noProof/>
+        </w:rPr>
+      </w:pPr>
+      <w:r>
+        <w:rPr>
+          <w:rFonts w:ascii="Arial Nova" w:hAnsi="Arial Nova"/>
+          <w:noProof/>
+        </w:rPr>
+        <w:drawing>
+          <wp:inline distT="0" distB="0" distL="0" distR="0" wp14:anchorId="359A88A7" wp14:editId="682784AE">
+            <wp:extent cx="5731510" cy="238760"/>
+            <wp:effectExtent l="0" t="0" r="2540" b="8890"/>
+            <wp:docPr id="5" name="Picture 5"/>
+            <wp:cNvGraphicFramePr>
+              <a:graphicFrameLocks xmlns:a="http://schemas.openxmlformats.org/drawingml/2006/main" noChangeAspect="1"/>
+            </wp:cNvGraphicFramePr>
+            <a:graphic xmlns:a="http://schemas.openxmlformats.org/drawingml/2006/main">
+              <a:graphicData uri="http://schemas.openxmlformats.org/drawingml/2006/picture">
+                <pic:pic xmlns:pic="http://schemas.openxmlformats.org/drawingml/2006/picture">
+                  <pic:nvPicPr>
+                    <pic:cNvPr id="1" name=""/>
+                    <pic:cNvPicPr/>
+                  </pic:nvPicPr>
+                  <pic:blipFill>
+                    <a:blip r:embed="rId10"/>
+                    <a:stretch>
+                      <a:fillRect/>
+                    </a:stretch>
+                  </pic:blipFill>
+                  <pic:spPr>
+                    <a:xfrm>
+                      <a:off x="0" y="0"/>
+                      <a:ext cx="5731510" cy="238760"/>
+                    </a:xfrm>
+                    <a:prstGeom prst="rect">
+                      <a:avLst/>
+                    </a:prstGeom>
+                  </pic:spPr>
+                </pic:pic>
+              </a:graphicData>
+            </a:graphic>
+          </wp:inline>
+        </w:drawing>
+      </w:r>
+    </w:p>
+    <w:p>
+      <w:pPr>
+        <w:rPr>
+          <w:rFonts w:ascii="Arial Nova" w:hAnsi="Arial Nova"/>
+          <w:noProof/>
+        </w:rPr>
+      </w:pPr>
+      <w:r>
+        <w:rPr>
+          <w:rFonts w:ascii="Arial Nova" w:hAnsi="Arial Nova"/>
+          <w:noProof/>
+        </w:rPr>
+        <w:lastRenderedPageBreak/>
+        <w:t xml:space="preserve">In the column Location the trial start </w:t>
+      </w:r>
+      <w:r>
+        <w:rPr>
+          <w:rFonts w:ascii="Arial Nova" w:hAnsi="Arial Nova"/>
+          <w:noProof/>
+        </w:rPr>
+        <w:t xml:space="preserve">is marked as </w:t>
+      </w:r>
+      <w:r>
+        <w:rPr>
+          <w:rFonts w:ascii="Arial Nova" w:hAnsi="Arial Nova"/>
+          <w:noProof/>
+        </w:rPr>
+        <w:t>‘Trial start’ and startbox activity was considered in th</w:t>
+      </w:r>
+      <w:r>
+        <w:rPr>
+          <w:rFonts w:ascii="Arial Nova" w:hAnsi="Arial Nova"/>
+          <w:noProof/>
+        </w:rPr>
+        <w:t>e 10s before that.</w:t>
+      </w:r>
+    </w:p>
+    <w:p>
+      <w:pPr>
+        <w:rPr>
+          <w:rFonts w:ascii="Arial Nova" w:hAnsi="Arial Nova"/>
+          <w:noProof/>
+        </w:rPr>
+      </w:pPr>
+      <w:r>
+        <w:rPr>
+          <w:rFonts w:ascii="Aptos" w:eastAsia="Times New Roman" w:hAnsi="Aptos"/>
+          <w:noProof/>
+          <w:color w:val="C82613"/>
+          <w:sz w:val="24"/>
+          <w:szCs w:val="24"/>
+        </w:rPr>
+        <w:drawing>
+          <wp:inline distT="0" distB="0" distL="0" distR="0" wp14:anchorId="578D82BA" wp14:editId="750525F7">
+            <wp:extent cx="5290820" cy="458470"/>
+            <wp:effectExtent l="0" t="0" r="5080" b="17780"/>
+            <wp:docPr id="6" name="Picture 6"/>
+            <wp:cNvGraphicFramePr>
+              <a:graphicFrameLocks xmlns:a="http://schemas.openxmlformats.org/drawingml/2006/main" noChangeAspect="1"/>
+            </wp:cNvGraphicFramePr>
+            <a:graphic xmlns:a="http://schemas.openxmlformats.org/drawingml/2006/main">
+              <a:graphicData uri="http://schemas.openxmlformats.org/drawingml/2006/picture">
+                <pic:pic xmlns:pic="http://schemas.openxmlformats.org/drawingml/2006/picture">
+                  <pic:nvPicPr>
+                    <pic:cNvPr id="0" name="Picture 1"/>
+                    <pic:cNvPicPr>
+                      <a:picLocks noChangeAspect="1" noChangeArrowheads="1"/>
+                    </pic:cNvPicPr>
+                  </pic:nvPicPr>
+                  <pic:blipFill>
+                    <a:blip r:embed="rId11" r:link="rId12">
+                      <a:extLst>
+                        <a:ext uri="{28A0092B-C50C-407E-A947-70E740481C1C}">
+                          <a14:useLocalDpi xmlns:a14="http://schemas.microsoft.com/office/drawing/2010/main" val="0"/>
+                        </a:ext>
+                      </a:extLst>
+                    </a:blip>
+                    <a:srcRect/>
+                    <a:stretch>
+                      <a:fillRect/>
+                    </a:stretch>
+                  </pic:blipFill>
+                  <pic:spPr bwMode="auto">
+                    <a:xfrm>
+                      <a:off x="0" y="0"/>
+                      <a:ext cx="5290820" cy="458470"/>
+                    </a:xfrm>
+                    <a:prstGeom prst="rect">
+                      <a:avLst/>
+                    </a:prstGeom>
+                    <a:noFill/>
+                    <a:ln>
+                      <a:noFill/>
+                    </a:ln>
+                  </pic:spPr>
+                </pic:pic>
+              </a:graphicData>
+            </a:graphic>
+          </wp:inline>
+        </w:drawing>
+      </w:r>
+    </w:p>
+    <w:p>
+      <w:pPr>
+        <w:rPr>
+          <w:rFonts w:ascii="Arial Nova" w:hAnsi="Arial Nova" w:cs="Arial"/>
+          <w:b/>
+          <w:bCs/>
+          <w:sz w:val="28"/>
+          <w:szCs w:val="28"/>
+        </w:rPr>
+      </w:pPr>
+    </w:p>
+    <w:p>
+      <w:pPr>
+        <w:rPr>
+          <w:rFonts w:ascii="Arial Nova" w:hAnsi="Arial Nova" w:cs="Arial"/>
+          <w:b/>
+          <w:bCs/>
+          <w:sz w:val="28"/>
+          <w:szCs w:val="28"/>
+        </w:rPr>
+      </w:pPr>
+      <w:r>
+        <w:rPr>
+          <w:rFonts w:ascii="Arial Nova" w:hAnsi="Arial Nova" w:cs="Arial"/>
+          <w:b/>
+          <w:bCs/>
+          <w:sz w:val="28"/>
+          <w:szCs w:val="28"/>
+        </w:rPr>
+        <w:t>Decoder graphs</w:t>
+      </w:r>
+      <w:r>
+        <w:rPr>
+          <w:rFonts w:ascii="Arial Nova" w:hAnsi="Arial Nova" w:cs="Arial"/>
+          <w:b/>
+          <w:bCs/>
+          <w:sz w:val="28"/>
+          <w:szCs w:val="28"/>
+        </w:rPr>
+        <w:t>.ipynb</w:t>
+      </w:r>
+    </w:p>
+    <w:p>
+      <w:pPr>
+        <w:rPr>
+          <w:rFonts w:ascii="Arial Nova" w:hAnsi="Arial Nova" w:cs="Arial"/>
+        </w:rPr>
+      </w:pPr>
+      <w:r>
+        <w:rPr>
+          <w:rFonts w:ascii="Arial Nova" w:hAnsi="Arial Nova" w:cs="Arial"/>
+        </w:rPr>
+        <w:t xml:space="preserve">This Jupyter notebook contains code to </w:t>
+      </w:r>
+      <w:r>
+        <w:rPr>
+          <w:rFonts w:ascii="Arial Nova" w:hAnsi="Arial Nova" w:cs="Arial"/>
+        </w:rPr>
+        <w:t xml:space="preserve">display the results of the Decoder analysis </w:t>
+      </w:r>
+      <w:r>
+        <w:rPr>
+          <w:rFonts w:ascii="Arial Nova" w:hAnsi="Arial Nova" w:cs="Arial"/>
+        </w:rPr>
+        <w:t xml:space="preserve">applied to </w:t>
+      </w:r>
+      <w:r>
+        <w:rPr>
+          <w:rFonts w:ascii="Arial Nova" w:hAnsi="Arial Nova" w:cs="Arial"/>
+        </w:rPr>
+        <w:t>the</w:t>
+      </w:r>
+      <w:r>
+        <w:rPr>
+          <w:rFonts w:ascii="Arial Nova" w:hAnsi="Arial Nova" w:cs="Arial"/>
+        </w:rPr>
+        <w:t xml:space="preserve"> startbox </w:t>
+      </w:r>
+      <w:r>
+        <w:rPr>
+          <w:rFonts w:ascii="Arial Nova" w:hAnsi="Arial Nova" w:cs="Arial"/>
+        </w:rPr>
+        <w:t xml:space="preserve">activity </w:t>
+      </w:r>
+      <w:r>
+        <w:rPr>
+          <w:rFonts w:ascii="Arial Nova" w:hAnsi="Arial Nova" w:cs="Arial"/>
+        </w:rPr>
+        <w:t xml:space="preserve">(10s interval </w:t>
+      </w:r>
+      <w:r>
+        <w:rPr>
+          <w:rFonts w:ascii="Arial Nova" w:hAnsi="Arial Nova" w:cs="Arial"/>
+        </w:rPr>
+        <w:t>before trial start</w:t>
+      </w:r>
+      <w:r>
+        <w:rPr>
+          <w:rFonts w:ascii="Arial Nova" w:hAnsi="Arial Nova" w:cs="Arial"/>
+        </w:rPr>
+        <w:t>)</w:t>
+      </w:r>
+      <w:r>
+        <w:rPr>
+          <w:rFonts w:ascii="Arial Nova" w:hAnsi="Arial Nova" w:cs="Arial"/>
+        </w:rPr>
+        <w:t>.</w:t>
+      </w:r>
+    </w:p>
+    <w:p>
+      <w:pPr>
+        <w:rPr>
+          <w:rFonts w:ascii="Arial Nova" w:hAnsi="Arial Nova" w:cs="Arial"/>
+          <w:b/>
+          <w:bCs/>
+          <w:sz w:val="28"/>
+          <w:szCs w:val="28"/>
+        </w:rPr>
+      </w:pPr>
+    </w:p>
+    <w:p>
+      <w:pPr>
+        <w:rPr>
+          <w:rFonts w:ascii="Arial Nova" w:hAnsi="Arial Nova" w:cs="Arial"/>
+          <w:b/>
+          <w:bCs/>
+          <w:sz w:val="28"/>
+          <w:szCs w:val="28"/>
+        </w:rPr>
+      </w:pPr>
+      <w:r>
+        <w:rPr>
+          <w:rFonts w:ascii="Arial Nova" w:hAnsi="Arial Nova" w:cs="Arial"/>
+          <w:b/>
+          <w:bCs/>
+          <w:sz w:val="28"/>
+          <w:szCs w:val="28"/>
+        </w:rPr>
+        <w:t>Frequency calculation</w:t>
+      </w:r>
+      <w:r>
+        <w:rPr>
+          <w:rFonts w:ascii="Arial Nova" w:hAnsi="Arial Nova" w:cs="Arial"/>
+          <w:b/>
+          <w:bCs/>
+          <w:sz w:val="28"/>
+          <w:szCs w:val="28"/>
+        </w:rPr>
+        <w:t>.ipynb</w:t>
+      </w:r>
+    </w:p>
+    <w:p>
+      <w:pPr>
+        <w:rPr>
+          <w:rFonts w:ascii="Arial Nova" w:hAnsi="Arial Nova" w:cs="Arial"/>
+        </w:rPr>
+      </w:pPr>
+      <w:r>
+        <w:rPr>
+          <w:rFonts w:ascii="Arial Nova" w:hAnsi="Arial Nova" w:cs="Arial"/>
+        </w:rPr>
+        <w:t xml:space="preserve">This Jupyter notebook contains code to calculate the </w:t>
+      </w:r>
+      <w:r>
+        <w:rPr>
+          <w:rFonts w:ascii="Arial Nova" w:hAnsi="Arial Nova" w:cs="Arial"/>
+        </w:rPr>
+        <w:t>event rate in the startbox and during exploration for the subset of cells active</w:t>
+      </w:r>
+      <w:r>
+        <w:rPr>
+          <w:rFonts w:ascii="Arial Nova" w:hAnsi="Arial Nova" w:cs="Arial"/>
+        </w:rPr>
+        <w:t xml:space="preserve"> in the</w:t>
+      </w:r>
+      <w:r>
+        <w:rPr>
+          <w:rFonts w:ascii="Arial Nova" w:hAnsi="Arial Nova" w:cs="Arial"/>
+        </w:rPr>
+        <w:t xml:space="preserve"> startbox </w:t>
+      </w:r>
+      <w:r>
+        <w:rPr>
+          <w:rFonts w:ascii="Arial Nova" w:hAnsi="Arial Nova" w:cs="Arial"/>
+        </w:rPr>
+        <w:t xml:space="preserve">(10s interval </w:t>
+      </w:r>
+      <w:r>
+        <w:rPr>
+          <w:rFonts w:ascii="Arial Nova" w:hAnsi="Arial Nova" w:cs="Arial"/>
+        </w:rPr>
+        <w:t>before trial start</w:t>
+      </w:r>
+      <w:r>
+        <w:rPr>
+          <w:rFonts w:ascii="Arial Nova" w:hAnsi="Arial Nova" w:cs="Arial"/>
+        </w:rPr>
+        <w:t>)</w:t>
+      </w:r>
+      <w:r>
+        <w:rPr>
+          <w:rFonts w:ascii="Arial Nova" w:hAnsi="Arial Nova" w:cs="Arial"/>
+        </w:rPr>
+        <w:t>.</w:t>
+      </w:r>
+    </w:p>
+    <w:p>
+      <w:pPr>
+        <w:rPr>
+          <w:rFonts w:ascii="Arial Nova" w:hAnsi="Arial Nova"/>
+          <w:noProof/>
+        </w:rPr>
+      </w:pPr>
+    </w:p>
+    <w:p>
+      <w:pPr>
+        <w:rPr>
+          <w:rFonts w:ascii="Arial Nova" w:hAnsi="Arial Nova" w:cs="Arial"/>
+          <w:b/>
+          <w:bCs/>
+          <w:sz w:val="28"/>
+          <w:szCs w:val="28"/>
+        </w:rPr>
+      </w:pPr>
+      <w:r>
+        <w:rPr>
+          <w:rFonts w:ascii="Arial Nova" w:hAnsi="Arial Nova" w:cs="Arial"/>
+          <w:b/>
+          <w:bCs/>
+          <w:sz w:val="28"/>
+          <w:szCs w:val="28"/>
+        </w:rPr>
+        <w:t>Startbox events clustering v2</w:t>
+      </w:r>
+      <w:r>
+        <w:rPr>
+          <w:rFonts w:ascii="Arial Nova" w:hAnsi="Arial Nova" w:cs="Arial"/>
+          <w:b/>
+          <w:bCs/>
+          <w:sz w:val="28"/>
+          <w:szCs w:val="28"/>
+        </w:rPr>
+        <w:t>.ipynb</w:t>
+      </w:r>
+    </w:p>
+    <w:p>
+      <w:pPr>
+        <w:rPr>
+          <w:rFonts w:ascii="Arial Nova" w:hAnsi="Arial Nova" w:cs="Arial"/>
+        </w:rPr>
+      </w:pPr>
+      <w:r>
+        <w:rPr>
+          <w:rFonts w:ascii="Arial Nova" w:hAnsi="Arial Nova" w:cs="Arial"/>
+        </w:rPr>
+        <w:t xml:space="preserve">This Jupyter notebook contains code to calculate the </w:t>
+      </w:r>
+      <w:r>
+        <w:rPr>
+          <w:rFonts w:ascii="Arial Nova" w:hAnsi="Arial Nova" w:cs="Arial"/>
+        </w:rPr>
+        <w:t>temporal clustering of events in the</w:t>
+      </w:r>
+      <w:r>
+        <w:rPr>
+          <w:rFonts w:ascii="Arial Nova" w:hAnsi="Arial Nova" w:cs="Arial"/>
+        </w:rPr>
+        <w:t xml:space="preserve"> startbox </w:t>
+      </w:r>
+      <w:r>
+        <w:rPr>
+          <w:rFonts w:ascii="Arial Nova" w:hAnsi="Arial Nova" w:cs="Arial"/>
+        </w:rPr>
+        <w:t xml:space="preserve">(10s interval </w:t>
+      </w:r>
+      <w:r>
+        <w:rPr>
+          <w:rFonts w:ascii="Arial Nova" w:hAnsi="Arial Nova" w:cs="Arial"/>
+        </w:rPr>
+        <w:t>before trial start</w:t>
+      </w:r>
+      <w:r>
+        <w:rPr>
+          <w:rFonts w:ascii="Arial Nova" w:hAnsi="Arial Nova" w:cs="Arial"/>
+        </w:rPr>
+        <w:t>)</w:t>
+      </w:r>
+      <w:r>
+        <w:rPr>
+          <w:rFonts w:ascii="Arial Nova" w:hAnsi="Arial Nova" w:cs="Arial"/>
+        </w:rPr>
+        <w:t>.</w:t>
+      </w:r>
+    </w:p>
+    <w:p>
+      <w:pPr>
+        <w:rPr>
+          <w:rFonts w:ascii="Arial Nova" w:hAnsi="Arial Nova"/>
           <w:noProof/>
         </w:rPr>
       </w:pPr>
@@ -1397,7 +2212,7 @@
 </file>
 
 <file path=word/styles.xml><?xml version="1.0" encoding="utf-8"?>
-<w:styles xmlns:mc="http://schemas.openxmlformats.org/markup-compatibility/2006" xmlns:r="http://schemas.openxmlformats.org/officeDocument/2006/relationships" xmlns:w="http://schemas.openxmlformats.org/wordprocessingml/2006/main" xmlns:w14="http://schemas.microsoft.com/office/word/2010/wordml" xmlns:w15="http://schemas.microsoft.com/office/word/2012/wordml" xmlns:w16cex="http://schemas.microsoft.com/office/word/2018/wordml/cex" xmlns:w16cid="http://schemas.microsoft.com/office/word/2016/wordml/cid" xmlns:w16="http://schemas.microsoft.com/office/word/2018/wordml" xmlns:w16du="http://schemas.microsoft.com/office/word/2023/wordml/word16du" xmlns:w16sdtdh="http://schemas.microsoft.com/office/word/2020/wordml/sdtdatahash" xmlns:w16sdtfl="http://schemas.microsoft.com/office/word/2024/wordml/sdtformatlock" xmlns:w16se="http://schemas.microsoft.com/office/word/2015/wordml/symex" mc:Ignorable="w14 w15 w16se w16cid w16 w16cex w16sdtdh w16sdtfl w16du">
+<w:styles xmlns:mc="http://schemas.openxmlformats.org/markup-compatibility/2006" xmlns:r="http://schemas.openxmlformats.org/officeDocument/2006/relationships" xmlns:w="http://schemas.openxmlformats.org/wordprocessingml/2006/main" xmlns:w14="http://schemas.microsoft.com/office/word/2010/wordml" xmlns:w15="http://schemas.microsoft.com/office/word/2012/wordml" xmlns:w16cex="http://schemas.microsoft.com/office/word/2018/wordml/cex" xmlns:w16cid="http://schemas.microsoft.com/office/word/2016/wordml/cid" xmlns:w16="http://schemas.microsoft.com/office/word/2018/wordml" xmlns:w16sdtdh="http://schemas.microsoft.com/office/word/2020/wordml/sdtdatahash" xmlns:w16se="http://schemas.microsoft.com/office/word/2015/wordml/symex" mc:Ignorable="w14 w15 w16se w16cid w16 w16cex w16sdtdh">
   <w:docDefaults>
     <w:rPrDefault>
       <w:rPr>
@@ -1795,6 +2610,27 @@
     <w:name w:val="Normal"/>
     <w:qFormat/>
   </w:style>
+  <w:style w:type="paragraph" w:styleId="Heading1">
+    <w:name w:val="heading 1"/>
+    <w:basedOn w:val="Normal"/>
+    <w:next w:val="Normal"/>
+    <w:link w:val="Heading1Char"/>
+    <w:uiPriority w:val="9"/>
+    <w:qFormat/>
+    <w:rsid w:val="00A21879"/>
+    <w:pPr>
+      <w:keepNext/>
+      <w:keepLines/>
+      <w:spacing w:before="240" w:after="0"/>
+      <w:outlineLvl w:val="0"/>
+    </w:pPr>
+    <w:rPr>
+      <w:rFonts w:asciiTheme="majorHAnsi" w:eastAsiaTheme="majorEastAsia" w:hAnsiTheme="majorHAnsi" w:cstheme="majorBidi"/>
+      <w:color w:val="2F5496" w:themeColor="accent1" w:themeShade="BF"/>
+      <w:sz w:val="32"/>
+      <w:szCs w:val="32"/>
+    </w:rPr>
+  </w:style>
   <w:style w:type="character" w:default="1" w:styleId="DefaultParagraphFont">
     <w:name w:val="Default Paragraph Font"/>
     <w:uiPriority w:val="1"/>
@@ -1821,6 +2657,49 @@
     <w:uiPriority w:val="99"/>
     <w:semiHidden/>
     <w:unhideWhenUsed/>
+  </w:style>
+  <w:style w:type="character" w:customStyle="1" w:styleId="Heading1Char">
+    <w:name w:val="Heading 1 Char"/>
+    <w:basedOn w:val="DefaultParagraphFont"/>
+    <w:link w:val="Heading1"/>
+    <w:uiPriority w:val="9"/>
+    <w:rsid w:val="00A21879"/>
+    <w:rPr>
+      <w:rFonts w:asciiTheme="majorHAnsi" w:eastAsiaTheme="majorEastAsia" w:hAnsiTheme="majorHAnsi" w:cstheme="majorBidi"/>
+      <w:color w:val="2F5496" w:themeColor="accent1" w:themeShade="BF"/>
+      <w:sz w:val="32"/>
+      <w:szCs w:val="32"/>
+    </w:rPr>
+  </w:style>
+  <w:style w:type="paragraph" w:styleId="HTMLPreformatted">
+    <w:name w:val="HTML Preformatted"/>
+    <w:basedOn w:val="Normal"/>
+    <w:link w:val="HTMLPreformattedChar"/>
+    <w:uiPriority w:val="99"/>
+    <w:semiHidden/>
+    <w:unhideWhenUsed/>
+    <w:rsid w:val="001459D3"/>
+    <w:pPr>
+      <w:spacing w:after="0" w:line="240" w:lineRule="auto"/>
+    </w:pPr>
+    <w:rPr>
+      <w:rFonts w:ascii="Consolas" w:hAnsi="Consolas"/>
+      <w:sz w:val="20"/>
+      <w:szCs w:val="20"/>
+    </w:rPr>
+  </w:style>
+  <w:style w:type="character" w:customStyle="1" w:styleId="HTMLPreformattedChar">
+    <w:name w:val="HTML Preformatted Char"/>
+    <w:basedOn w:val="DefaultParagraphFont"/>
+    <w:link w:val="HTMLPreformatted"/>
+    <w:uiPriority w:val="99"/>
+    <w:semiHidden/>
+    <w:rsid w:val="001459D3"/>
+    <w:rPr>
+      <w:rFonts w:ascii="Consolas" w:hAnsi="Consolas"/>
+      <w:sz w:val="20"/>
+      <w:szCs w:val="20"/>
+    </w:rPr>
   </w:style>
 </w:styles>
 </file>
